--- a/lessons/8-1/downloads/reveal/8.1-session-1-practice-form-a.docx
+++ b/lessons/8-1/downloads/reveal/8.1-session-1-practice-form-a.docx
@@ -15,7 +15,7 @@
         <w:rPr>
           <w:rFonts w:ascii="Avenir Next" w:hAnsi="Avenir Next" w:cs="Avenir Next" w:eastAsia="Avenir Next"/>
           <w:color w:val="1A1A1A"/>
-          <w:sz w:val="20"/>
+          <w:sz w:val="22"/>
           <w:szCs w:val="20"/>
         </w:rPr>
         <w:t xml:space="preserve">Name</w:t>
@@ -33,7 +33,7 @@
         <w:rPr>
           <w:rFonts w:ascii="Avenir Next" w:hAnsi="Avenir Next" w:cs="Avenir Next" w:eastAsia="Avenir Next"/>
           <w:color w:val="1A1A1A"/>
-          <w:sz w:val="20"/>
+          <w:sz w:val="22"/>
           <w:szCs w:val="20"/>
         </w:rPr>
         <w:t xml:space="preserve">   Date</w:t>
@@ -51,7 +51,7 @@
         <w:rPr>
           <w:rFonts w:ascii="Avenir Next" w:hAnsi="Avenir Next" w:cs="Avenir Next" w:eastAsia="Avenir Next"/>
           <w:color w:val="1A1A1A"/>
-          <w:sz w:val="20"/>
+          <w:sz w:val="22"/>
           <w:szCs w:val="20"/>
         </w:rPr>
         <w:t xml:space="preserve">   Period</w:t>
@@ -78,7 +78,7 @@
           <w:caps/>
           <w:color w:val="003A70"/>
           <w:spacing w:val="12"/>
-          <w:sz w:val="19"/>
+          <w:sz w:val="22"/>
           <w:szCs w:val="19"/>
         </w:rPr>
         <w:t xml:space="preserve">Lesson 8-1  ·  Session 1  ·  Practice  ·  Form A</w:t>
@@ -86,6 +86,7 @@
     </w:p>
     <w:p>
       <w:pPr>
+        <w:pStyle w:val="Heading1"/>
         <w:keepNext/>
         <w:spacing w:before="0" w:after="10" w:line="240" w:lineRule="auto"/>
       </w:pPr>
@@ -111,7 +112,7 @@
         <w:rPr>
           <w:rFonts w:ascii="Avenir Next" w:hAnsi="Avenir Next" w:cs="Avenir Next" w:eastAsia="Avenir Next"/>
           <w:color w:val="5A5F66"/>
-          <w:sz w:val="17"/>
+          <w:sz w:val="22"/>
           <w:szCs w:val="17"/>
         </w:rPr>
         <w:t xml:space="preserve">Learning target — I can check whether a value is a solution of an equation by substituting it.</w:t>
@@ -128,7 +129,7 @@
     </w:p>
     <w:p>
       <w:pPr>
-        <w:spacing w:before="0" w:after="0" w:line="60" w:lineRule="auto"/>
+        <w:spacing w:before="0" w:after="0" w:line="50" w:lineRule="exact"/>
       </w:pPr>
     </w:p>
     <w:tbl>
@@ -167,6 +168,7 @@
           </w:tcPr>
           <w:p>
             <w:pPr>
+              <w:pStyle w:val="Heading2"/>
               <w:spacing w:before="0" w:after="40" w:line="264" w:lineRule="auto"/>
             </w:pPr>
             <w:r>
@@ -194,63 +196,63 @@
                 <w:rFonts w:ascii="Avenir Next" w:hAnsi="Avenir Next" w:cs="Avenir Next" w:eastAsia="Avenir Next"/>
                 <w:b/>
                 <w:color w:val="003A70"/>
+                <w:sz w:val="22"/>
+                <w:szCs w:val="18"/>
+              </w:rPr>
+              <w:t xml:space="preserve">•</w:t>
+            </w:r>
+            <w:r>
+              <w:rPr>
+                <w:rFonts w:ascii="Avenir Next" w:hAnsi="Avenir Next" w:cs="Avenir Next" w:eastAsia="Avenir Next"/>
+                <w:color w:val="1A1A1A"/>
                 <w:sz w:val="18"/>
                 <w:szCs w:val="18"/>
               </w:rPr>
-              <w:t xml:space="preserve">•</w:t>
-            </w:r>
-            <w:r>
-              <w:rPr>
-                <w:rFonts w:ascii="Avenir Next" w:hAnsi="Avenir Next" w:cs="Avenir Next" w:eastAsia="Avenir Next"/>
-                <w:color w:val="1A1A1A"/>
-                <w:sz w:val="18"/>
+              <w:tab/>
+            </w:r>
+            <w:r>
+              <w:rPr>
+                <w:rFonts w:ascii="Avenir Next" w:hAnsi="Avenir Next" w:cs="Avenir Next" w:eastAsia="Avenir Next"/>
+                <w:color w:val="1A1A1A"/>
+                <w:sz w:val="22"/>
                 <w:szCs w:val="18"/>
               </w:rPr>
-              <w:tab/>
-            </w:r>
-            <w:r>
-              <w:rPr>
-                <w:rFonts w:ascii="Avenir Next" w:hAnsi="Avenir Next" w:cs="Avenir Next" w:eastAsia="Avenir Next"/>
-                <w:color w:val="1A1A1A"/>
-                <w:sz w:val="18"/>
+              <w:t xml:space="preserve">An </w:t>
+            </w:r>
+            <w:r>
+              <w:rPr>
+                <w:rFonts w:ascii="Avenir Next" w:hAnsi="Avenir Next" w:cs="Avenir Next" w:eastAsia="Avenir Next"/>
+                <w:b/>
+                <w:color w:val="1A1A1A"/>
+                <w:sz w:val="22"/>
                 <w:szCs w:val="18"/>
               </w:rPr>
-              <w:t xml:space="preserve">An </w:t>
-            </w:r>
-            <w:r>
-              <w:rPr>
-                <w:rFonts w:ascii="Avenir Next" w:hAnsi="Avenir Next" w:cs="Avenir Next" w:eastAsia="Avenir Next"/>
-                <w:b/>
-                <w:color w:val="1A1A1A"/>
-                <w:sz w:val="18"/>
+              <w:t xml:space="preserve">equation</w:t>
+            </w:r>
+            <w:r>
+              <w:rPr>
+                <w:rFonts w:ascii="Avenir Next" w:hAnsi="Avenir Next" w:cs="Avenir Next" w:eastAsia="Avenir Next"/>
+                <w:color w:val="1A1A1A"/>
+                <w:sz w:val="22"/>
                 <w:szCs w:val="18"/>
               </w:rPr>
-              <w:t xml:space="preserve">equation</w:t>
-            </w:r>
-            <w:r>
-              <w:rPr>
-                <w:rFonts w:ascii="Avenir Next" w:hAnsi="Avenir Next" w:cs="Avenir Next" w:eastAsia="Avenir Next"/>
-                <w:color w:val="1A1A1A"/>
-                <w:sz w:val="18"/>
+              <w:t xml:space="preserve"> says two amounts are equal: </w:t>
+            </w:r>
+            <w:r>
+              <w:rPr>
+                <w:rFonts w:ascii="Avenir Next" w:hAnsi="Avenir Next" w:cs="Avenir Next" w:eastAsia="Avenir Next"/>
+                <w:i/>
+                <w:color w:val="1A1A1A"/>
+                <w:sz w:val="22"/>
                 <w:szCs w:val="18"/>
               </w:rPr>
-              <w:t xml:space="preserve"> says two amounts are equal: </w:t>
-            </w:r>
-            <w:r>
-              <w:rPr>
-                <w:rFonts w:ascii="Avenir Next" w:hAnsi="Avenir Next" w:cs="Avenir Next" w:eastAsia="Avenir Next"/>
-                <w:i/>
-                <w:color w:val="1A1A1A"/>
-                <w:sz w:val="18"/>
-                <w:szCs w:val="18"/>
-              </w:rPr>
               <w:t xml:space="preserve">x</w:t>
             </w:r>
             <w:r>
               <w:rPr>
                 <w:rFonts w:ascii="Avenir Next" w:hAnsi="Avenir Next" w:cs="Avenir Next" w:eastAsia="Avenir Next"/>
                 <w:color w:val="1A1A1A"/>
-                <w:sz w:val="18"/>
+                <w:sz w:val="22"/>
                 <w:szCs w:val="18"/>
               </w:rPr>
               <w:t xml:space="preserve"> + 3 = 10.</w:t>
@@ -269,44 +271,44 @@
                 <w:rFonts w:ascii="Avenir Next" w:hAnsi="Avenir Next" w:cs="Avenir Next" w:eastAsia="Avenir Next"/>
                 <w:b/>
                 <w:color w:val="003A70"/>
+                <w:sz w:val="22"/>
+                <w:szCs w:val="18"/>
+              </w:rPr>
+              <w:t xml:space="preserve">•</w:t>
+            </w:r>
+            <w:r>
+              <w:rPr>
+                <w:rFonts w:ascii="Avenir Next" w:hAnsi="Avenir Next" w:cs="Avenir Next" w:eastAsia="Avenir Next"/>
+                <w:color w:val="1A1A1A"/>
                 <w:sz w:val="18"/>
                 <w:szCs w:val="18"/>
               </w:rPr>
-              <w:t xml:space="preserve">•</w:t>
-            </w:r>
-            <w:r>
-              <w:rPr>
-                <w:rFonts w:ascii="Avenir Next" w:hAnsi="Avenir Next" w:cs="Avenir Next" w:eastAsia="Avenir Next"/>
-                <w:color w:val="1A1A1A"/>
-                <w:sz w:val="18"/>
+              <w:tab/>
+            </w:r>
+            <w:r>
+              <w:rPr>
+                <w:rFonts w:ascii="Avenir Next" w:hAnsi="Avenir Next" w:cs="Avenir Next" w:eastAsia="Avenir Next"/>
+                <w:color w:val="1A1A1A"/>
+                <w:sz w:val="22"/>
                 <w:szCs w:val="18"/>
               </w:rPr>
-              <w:tab/>
-            </w:r>
-            <w:r>
-              <w:rPr>
-                <w:rFonts w:ascii="Avenir Next" w:hAnsi="Avenir Next" w:cs="Avenir Next" w:eastAsia="Avenir Next"/>
-                <w:color w:val="1A1A1A"/>
-                <w:sz w:val="18"/>
+              <w:t xml:space="preserve">To test a value, </w:t>
+            </w:r>
+            <w:r>
+              <w:rPr>
+                <w:rFonts w:ascii="Avenir Next" w:hAnsi="Avenir Next" w:cs="Avenir Next" w:eastAsia="Avenir Next"/>
+                <w:b/>
+                <w:color w:val="1A1A1A"/>
+                <w:sz w:val="22"/>
                 <w:szCs w:val="18"/>
               </w:rPr>
-              <w:t xml:space="preserve">To test a value, </w:t>
-            </w:r>
-            <w:r>
-              <w:rPr>
-                <w:rFonts w:ascii="Avenir Next" w:hAnsi="Avenir Next" w:cs="Avenir Next" w:eastAsia="Avenir Next"/>
-                <w:b/>
-                <w:color w:val="1A1A1A"/>
-                <w:sz w:val="18"/>
-                <w:szCs w:val="18"/>
-              </w:rPr>
               <w:t xml:space="preserve">substitute</w:t>
             </w:r>
             <w:r>
               <w:rPr>
                 <w:rFonts w:ascii="Avenir Next" w:hAnsi="Avenir Next" w:cs="Avenir Next" w:eastAsia="Avenir Next"/>
                 <w:color w:val="1A1A1A"/>
-                <w:sz w:val="18"/>
+                <w:sz w:val="22"/>
                 <w:szCs w:val="18"/>
               </w:rPr>
               <w:t xml:space="preserve"> it for the variable. Then do the math.</w:t>
@@ -325,54 +327,73 @@
                 <w:rFonts w:ascii="Avenir Next" w:hAnsi="Avenir Next" w:cs="Avenir Next" w:eastAsia="Avenir Next"/>
                 <w:b/>
                 <w:color w:val="003A70"/>
+                <w:sz w:val="22"/>
+                <w:szCs w:val="18"/>
+              </w:rPr>
+              <w:t xml:space="preserve">•</w:t>
+            </w:r>
+            <w:r>
+              <w:rPr>
+                <w:rFonts w:ascii="Avenir Next" w:hAnsi="Avenir Next" w:cs="Avenir Next" w:eastAsia="Avenir Next"/>
+                <w:color w:val="1A1A1A"/>
                 <w:sz w:val="18"/>
                 <w:szCs w:val="18"/>
               </w:rPr>
-              <w:t xml:space="preserve">•</w:t>
-            </w:r>
-            <w:r>
-              <w:rPr>
-                <w:rFonts w:ascii="Avenir Next" w:hAnsi="Avenir Next" w:cs="Avenir Next" w:eastAsia="Avenir Next"/>
-                <w:color w:val="1A1A1A"/>
-                <w:sz w:val="18"/>
+              <w:tab/>
+            </w:r>
+            <w:r>
+              <w:rPr>
+                <w:rFonts w:ascii="Avenir Next" w:hAnsi="Avenir Next" w:cs="Avenir Next" w:eastAsia="Avenir Next"/>
+                <w:color w:val="1A1A1A"/>
+                <w:sz w:val="22"/>
                 <w:szCs w:val="18"/>
               </w:rPr>
-              <w:tab/>
-            </w:r>
-            <w:r>
-              <w:rPr>
-                <w:rFonts w:ascii="Avenir Next" w:hAnsi="Avenir Next" w:cs="Avenir Next" w:eastAsia="Avenir Next"/>
-                <w:color w:val="1A1A1A"/>
-                <w:sz w:val="18"/>
+              <w:t xml:space="preserve">If both sides match, the value is a </w:t>
+            </w:r>
+            <w:r>
+              <w:rPr>
+                <w:rFonts w:ascii="Avenir Next" w:hAnsi="Avenir Next" w:cs="Avenir Next" w:eastAsia="Avenir Next"/>
+                <w:b/>
+                <w:color w:val="1A1A1A"/>
+                <w:sz w:val="22"/>
                 <w:szCs w:val="18"/>
               </w:rPr>
-              <w:t xml:space="preserve">If both sides match, the value is a </w:t>
-            </w:r>
-            <w:r>
-              <w:rPr>
-                <w:rFonts w:ascii="Avenir Next" w:hAnsi="Avenir Next" w:cs="Avenir Next" w:eastAsia="Avenir Next"/>
-                <w:b/>
-                <w:color w:val="1A1A1A"/>
-                <w:sz w:val="18"/>
+              <w:t xml:space="preserve">solution</w:t>
+            </w:r>
+            <w:r>
+              <w:rPr>
+                <w:rFonts w:ascii="Avenir Next" w:hAnsi="Avenir Next" w:cs="Avenir Next" w:eastAsia="Avenir Next"/>
+                <w:color w:val="1A1A1A"/>
+                <w:sz w:val="22"/>
                 <w:szCs w:val="18"/>
               </w:rPr>
-              <w:t xml:space="preserve">solution</w:t>
-            </w:r>
-            <w:r>
-              <w:rPr>
-                <w:rFonts w:ascii="Avenir Next" w:hAnsi="Avenir Next" w:cs="Avenir Next" w:eastAsia="Avenir Next"/>
-                <w:color w:val="1A1A1A"/>
-                <w:sz w:val="18"/>
+              <w:t xml:space="preserve">. 4</w:t>
+            </w:r>
+            <w:r>
+              <w:rPr>
+                <w:rFonts w:ascii="Avenir Next" w:hAnsi="Avenir Next" w:cs="Avenir Next" w:eastAsia="Avenir Next"/>
+                <w:i/>
+                <w:color w:val="1A1A1A"/>
+                <w:sz w:val="22"/>
                 <w:szCs w:val="18"/>
               </w:rPr>
-              <w:t xml:space="preserve">. 4</w:t>
+              <w:t xml:space="preserve">k</w:t>
+            </w:r>
+            <w:r>
+              <w:rPr>
+                <w:rFonts w:ascii="Avenir Next" w:hAnsi="Avenir Next" w:cs="Avenir Next" w:eastAsia="Avenir Next"/>
+                <w:color w:val="1A1A1A"/>
+                <w:sz w:val="22"/>
+                <w:szCs w:val="18"/>
+              </w:rPr>
+              <w:t xml:space="preserve"> = 20 with </w:t>
             </w:r>
             <w:r>
               <w:rPr>
                 <w:rFonts w:ascii="Avenir Next" w:hAnsi="Avenir Next" w:cs="Avenir Next" w:eastAsia="Avenir Next"/>
                 <w:i/>
                 <w:color w:val="1A1A1A"/>
-                <w:sz w:val="18"/>
+                <w:sz w:val="22"/>
                 <w:szCs w:val="18"/>
               </w:rPr>
               <w:t xml:space="preserve">k</w:t>
@@ -381,26 +402,7 @@
               <w:rPr>
                 <w:rFonts w:ascii="Avenir Next" w:hAnsi="Avenir Next" w:cs="Avenir Next" w:eastAsia="Avenir Next"/>
                 <w:color w:val="1A1A1A"/>
-                <w:sz w:val="18"/>
-                <w:szCs w:val="18"/>
-              </w:rPr>
-              <w:t xml:space="preserve"> = 20 with </w:t>
-            </w:r>
-            <w:r>
-              <w:rPr>
-                <w:rFonts w:ascii="Avenir Next" w:hAnsi="Avenir Next" w:cs="Avenir Next" w:eastAsia="Avenir Next"/>
-                <w:i/>
-                <w:color w:val="1A1A1A"/>
-                <w:sz w:val="18"/>
-                <w:szCs w:val="18"/>
-              </w:rPr>
-              <w:t xml:space="preserve">k</w:t>
-            </w:r>
-            <w:r>
-              <w:rPr>
-                <w:rFonts w:ascii="Avenir Next" w:hAnsi="Avenir Next" w:cs="Avenir Next" w:eastAsia="Avenir Next"/>
-                <w:color w:val="1A1A1A"/>
-                <w:sz w:val="18"/>
+                <w:sz w:val="22"/>
                 <w:szCs w:val="18"/>
               </w:rPr>
               <w:t xml:space="preserve"> = 5: 4 × 5 = 20, true.</w:t>
@@ -415,6 +417,7 @@
           </w:tcPr>
           <w:p>
             <w:pPr>
+              <w:pStyle w:val="Heading2"/>
               <w:spacing w:before="0" w:after="40" w:line="264" w:lineRule="auto"/>
             </w:pPr>
             <w:r>
@@ -437,7 +440,7 @@
               <w:rPr>
                 <w:rFonts w:ascii="Avenir Next" w:hAnsi="Avenir Next" w:cs="Avenir Next" w:eastAsia="Avenir Next"/>
                 <w:color w:val="1A1A1A"/>
-                <w:sz w:val="17"/>
+                <w:sz w:val="22"/>
                 <w:szCs w:val="17"/>
               </w:rPr>
               <w:t xml:space="preserve">A basket has </w:t>
@@ -447,7 +450,7 @@
                 <w:rFonts w:ascii="Avenir Next" w:hAnsi="Avenir Next" w:cs="Avenir Next" w:eastAsia="Avenir Next"/>
                 <w:i/>
                 <w:color w:val="1A1A1A"/>
-                <w:sz w:val="17"/>
+                <w:sz w:val="22"/>
                 <w:szCs w:val="17"/>
               </w:rPr>
               <w:t xml:space="preserve">b</w:t>
@@ -456,7 +459,7 @@
               <w:rPr>
                 <w:rFonts w:ascii="Avenir Next" w:hAnsi="Avenir Next" w:cs="Avenir Next" w:eastAsia="Avenir Next"/>
                 <w:color w:val="1A1A1A"/>
-                <w:sz w:val="17"/>
+                <w:sz w:val="22"/>
                 <w:szCs w:val="17"/>
               </w:rPr>
               <w:t xml:space="preserve"> apples. You add 9 more and have 15. Is </w:t>
@@ -466,7 +469,7 @@
                 <w:rFonts w:ascii="Avenir Next" w:hAnsi="Avenir Next" w:cs="Avenir Next" w:eastAsia="Avenir Next"/>
                 <w:i/>
                 <w:color w:val="1A1A1A"/>
-                <w:sz w:val="17"/>
+                <w:sz w:val="22"/>
                 <w:szCs w:val="17"/>
               </w:rPr>
               <w:t xml:space="preserve">b</w:t>
@@ -475,7 +478,7 @@
               <w:rPr>
                 <w:rFonts w:ascii="Avenir Next" w:hAnsi="Avenir Next" w:cs="Avenir Next" w:eastAsia="Avenir Next"/>
                 <w:color w:val="1A1A1A"/>
-                <w:sz w:val="17"/>
+                <w:sz w:val="22"/>
                 <w:szCs w:val="17"/>
               </w:rPr>
               <w:t xml:space="preserve"> = 6 a solution of </w:t>
@@ -485,7 +488,7 @@
                 <w:rFonts w:ascii="Avenir Next" w:hAnsi="Avenir Next" w:cs="Avenir Next" w:eastAsia="Avenir Next"/>
                 <w:i/>
                 <w:color w:val="1A1A1A"/>
-                <w:sz w:val="17"/>
+                <w:sz w:val="22"/>
                 <w:szCs w:val="17"/>
               </w:rPr>
               <w:t xml:space="preserve">b</w:t>
@@ -494,7 +497,7 @@
               <w:rPr>
                 <w:rFonts w:ascii="Avenir Next" w:hAnsi="Avenir Next" w:cs="Avenir Next" w:eastAsia="Avenir Next"/>
                 <w:color w:val="1A1A1A"/>
-                <w:sz w:val="17"/>
+                <w:sz w:val="22"/>
                 <w:szCs w:val="17"/>
               </w:rPr>
               <w:t xml:space="preserve"> + 9 = 15?</w:t>
@@ -513,44 +516,44 @@
                 <w:rFonts w:ascii="Avenir Next" w:hAnsi="Avenir Next" w:cs="Avenir Next" w:eastAsia="Avenir Next"/>
                 <w:b/>
                 <w:color w:val="003A70"/>
+                <w:sz w:val="22"/>
+                <w:szCs w:val="17"/>
+              </w:rPr>
+              <w:t xml:space="preserve">Step 1</w:t>
+            </w:r>
+            <w:r>
+              <w:rPr>
+                <w:rFonts w:ascii="Avenir Next" w:hAnsi="Avenir Next" w:cs="Avenir Next" w:eastAsia="Avenir Next"/>
+                <w:color w:val="1A1A1A"/>
                 <w:sz w:val="17"/>
                 <w:szCs w:val="17"/>
               </w:rPr>
-              <w:t xml:space="preserve">Step 1</w:t>
-            </w:r>
-            <w:r>
-              <w:rPr>
-                <w:rFonts w:ascii="Avenir Next" w:hAnsi="Avenir Next" w:cs="Avenir Next" w:eastAsia="Avenir Next"/>
-                <w:color w:val="1A1A1A"/>
-                <w:sz w:val="17"/>
+              <w:tab/>
+            </w:r>
+            <w:r>
+              <w:rPr>
+                <w:rFonts w:ascii="Avenir Next" w:hAnsi="Avenir Next" w:cs="Avenir Next" w:eastAsia="Avenir Next"/>
+                <w:color w:val="1A1A1A"/>
+                <w:sz w:val="22"/>
                 <w:szCs w:val="17"/>
               </w:rPr>
-              <w:tab/>
-            </w:r>
-            <w:r>
-              <w:rPr>
-                <w:rFonts w:ascii="Avenir Next" w:hAnsi="Avenir Next" w:cs="Avenir Next" w:eastAsia="Avenir Next"/>
-                <w:color w:val="1A1A1A"/>
-                <w:sz w:val="17"/>
+              <w:t xml:space="preserve">Substitute: replace </w:t>
+            </w:r>
+            <w:r>
+              <w:rPr>
+                <w:rFonts w:ascii="Avenir Next" w:hAnsi="Avenir Next" w:cs="Avenir Next" w:eastAsia="Avenir Next"/>
+                <w:i/>
+                <w:color w:val="1A1A1A"/>
+                <w:sz w:val="22"/>
                 <w:szCs w:val="17"/>
               </w:rPr>
-              <w:t xml:space="preserve">Substitute: replace </w:t>
-            </w:r>
-            <w:r>
-              <w:rPr>
-                <w:rFonts w:ascii="Avenir Next" w:hAnsi="Avenir Next" w:cs="Avenir Next" w:eastAsia="Avenir Next"/>
-                <w:i/>
-                <w:color w:val="1A1A1A"/>
-                <w:sz w:val="17"/>
-                <w:szCs w:val="17"/>
-              </w:rPr>
               <w:t xml:space="preserve">b</w:t>
             </w:r>
             <w:r>
               <w:rPr>
                 <w:rFonts w:ascii="Avenir Next" w:hAnsi="Avenir Next" w:cs="Avenir Next" w:eastAsia="Avenir Next"/>
                 <w:color w:val="1A1A1A"/>
-                <w:sz w:val="17"/>
+                <w:sz w:val="22"/>
                 <w:szCs w:val="17"/>
               </w:rPr>
               <w:t xml:space="preserve"> with 6 to get 6 + 9.</w:t>
@@ -569,25 +572,25 @@
                 <w:rFonts w:ascii="Avenir Next" w:hAnsi="Avenir Next" w:cs="Avenir Next" w:eastAsia="Avenir Next"/>
                 <w:b/>
                 <w:color w:val="003A70"/>
+                <w:sz w:val="22"/>
+                <w:szCs w:val="17"/>
+              </w:rPr>
+              <w:t xml:space="preserve">Step 2</w:t>
+            </w:r>
+            <w:r>
+              <w:rPr>
+                <w:rFonts w:ascii="Avenir Next" w:hAnsi="Avenir Next" w:cs="Avenir Next" w:eastAsia="Avenir Next"/>
+                <w:color w:val="1A1A1A"/>
                 <w:sz w:val="17"/>
                 <w:szCs w:val="17"/>
               </w:rPr>
-              <w:t xml:space="preserve">Step 2</w:t>
-            </w:r>
-            <w:r>
-              <w:rPr>
-                <w:rFonts w:ascii="Avenir Next" w:hAnsi="Avenir Next" w:cs="Avenir Next" w:eastAsia="Avenir Next"/>
-                <w:color w:val="1A1A1A"/>
-                <w:sz w:val="17"/>
-                <w:szCs w:val="17"/>
-              </w:rPr>
               <w:tab/>
             </w:r>
             <w:r>
               <w:rPr>
                 <w:rFonts w:ascii="Avenir Next" w:hAnsi="Avenir Next" w:cs="Avenir Next" w:eastAsia="Avenir Next"/>
                 <w:color w:val="1A1A1A"/>
-                <w:sz w:val="17"/>
+                <w:sz w:val="22"/>
                 <w:szCs w:val="17"/>
               </w:rPr>
               <w:t xml:space="preserve">Add: 6 + 9 = 15.</w:t>
@@ -606,25 +609,25 @@
                 <w:rFonts w:ascii="Avenir Next" w:hAnsi="Avenir Next" w:cs="Avenir Next" w:eastAsia="Avenir Next"/>
                 <w:b/>
                 <w:color w:val="003A70"/>
+                <w:sz w:val="22"/>
+                <w:szCs w:val="17"/>
+              </w:rPr>
+              <w:t xml:space="preserve">Step 3</w:t>
+            </w:r>
+            <w:r>
+              <w:rPr>
+                <w:rFonts w:ascii="Avenir Next" w:hAnsi="Avenir Next" w:cs="Avenir Next" w:eastAsia="Avenir Next"/>
+                <w:color w:val="1A1A1A"/>
                 <w:sz w:val="17"/>
                 <w:szCs w:val="17"/>
               </w:rPr>
-              <w:t xml:space="preserve">Step 3</w:t>
-            </w:r>
-            <w:r>
-              <w:rPr>
-                <w:rFonts w:ascii="Avenir Next" w:hAnsi="Avenir Next" w:cs="Avenir Next" w:eastAsia="Avenir Next"/>
-                <w:color w:val="1A1A1A"/>
-                <w:sz w:val="17"/>
-                <w:szCs w:val="17"/>
-              </w:rPr>
               <w:tab/>
             </w:r>
             <w:r>
               <w:rPr>
                 <w:rFonts w:ascii="Avenir Next" w:hAnsi="Avenir Next" w:cs="Avenir Next" w:eastAsia="Avenir Next"/>
                 <w:color w:val="1A1A1A"/>
-                <w:sz w:val="17"/>
+                <w:sz w:val="22"/>
                 <w:szCs w:val="17"/>
               </w:rPr>
               <w:t xml:space="preserve">Compare: 15 = 15, so the equation is true.</w:t>
@@ -643,39 +646,39 @@
                 <w:rFonts w:ascii="Avenir Next" w:hAnsi="Avenir Next" w:cs="Avenir Next" w:eastAsia="Avenir Next"/>
                 <w:b/>
                 <w:color w:val="1A1A1A"/>
+                <w:sz w:val="22"/>
+                <w:szCs w:val="17"/>
+              </w:rPr>
+              <w:t xml:space="preserve">Answer</w:t>
+            </w:r>
+            <w:r>
+              <w:rPr>
+                <w:rFonts w:ascii="Avenir Next" w:hAnsi="Avenir Next" w:cs="Avenir Next" w:eastAsia="Avenir Next"/>
+                <w:color w:val="1A1A1A"/>
                 <w:sz w:val="17"/>
                 <w:szCs w:val="17"/>
               </w:rPr>
-              <w:t xml:space="preserve">Answer</w:t>
-            </w:r>
-            <w:r>
-              <w:rPr>
-                <w:rFonts w:ascii="Avenir Next" w:hAnsi="Avenir Next" w:cs="Avenir Next" w:eastAsia="Avenir Next"/>
-                <w:color w:val="1A1A1A"/>
-                <w:sz w:val="17"/>
+              <w:tab/>
+            </w:r>
+            <w:r>
+              <w:rPr>
+                <w:rFonts w:ascii="Avenir Next" w:hAnsi="Avenir Next" w:cs="Avenir Next" w:eastAsia="Avenir Next"/>
+                <w:b/>
+                <w:color w:val="1A1A1A"/>
+                <w:sz w:val="22"/>
                 <w:szCs w:val="17"/>
               </w:rPr>
-              <w:tab/>
-            </w:r>
-            <w:r>
-              <w:rPr>
-                <w:rFonts w:ascii="Avenir Next" w:hAnsi="Avenir Next" w:cs="Avenir Next" w:eastAsia="Avenir Next"/>
-                <w:b/>
-                <w:color w:val="1A1A1A"/>
-                <w:sz w:val="17"/>
+              <w:t xml:space="preserve">Yes, </w:t>
+            </w:r>
+            <w:r>
+              <w:rPr>
+                <w:rFonts w:ascii="Avenir Next" w:hAnsi="Avenir Next" w:cs="Avenir Next" w:eastAsia="Avenir Next"/>
+                <w:b/>
+                <w:i/>
+                <w:color w:val="1A1A1A"/>
+                <w:sz w:val="22"/>
                 <w:szCs w:val="17"/>
               </w:rPr>
-              <w:t xml:space="preserve">Yes, </w:t>
-            </w:r>
-            <w:r>
-              <w:rPr>
-                <w:rFonts w:ascii="Avenir Next" w:hAnsi="Avenir Next" w:cs="Avenir Next" w:eastAsia="Avenir Next"/>
-                <w:b/>
-                <w:i/>
-                <w:color w:val="1A1A1A"/>
-                <w:sz w:val="17"/>
-                <w:szCs w:val="17"/>
-              </w:rPr>
               <w:t xml:space="preserve">b</w:t>
             </w:r>
             <w:r>
@@ -683,7 +686,7 @@
                 <w:rFonts w:ascii="Avenir Next" w:hAnsi="Avenir Next" w:cs="Avenir Next" w:eastAsia="Avenir Next"/>
                 <w:b/>
                 <w:color w:val="1A1A1A"/>
-                <w:sz w:val="17"/>
+                <w:sz w:val="22"/>
                 <w:szCs w:val="17"/>
               </w:rPr>
               <w:t xml:space="preserve"> = 6 is a solution.</w:t>
@@ -712,7 +715,7 @@
           <w:rFonts w:ascii="Avenir Next" w:hAnsi="Avenir Next" w:cs="Avenir Next" w:eastAsia="Avenir Next"/>
           <w:b/>
           <w:color w:val="1A1A1A"/>
-          <w:sz w:val="17"/>
+          <w:sz w:val="22"/>
           <w:szCs w:val="17"/>
         </w:rPr>
         <w:t xml:space="preserve">equation</w:t>
@@ -722,7 +725,7 @@
           <w:rFonts w:ascii="Avenir Next" w:hAnsi="Avenir Next" w:cs="Avenir Next" w:eastAsia="Avenir Next"/>
           <w:i/>
           <w:color w:val="5A5F66"/>
-          <w:sz w:val="17"/>
+          <w:sz w:val="22"/>
           <w:szCs w:val="17"/>
         </w:rPr>
         <w:t xml:space="preserve"> (ecuación)</w:t>
@@ -731,7 +734,7 @@
         <w:rPr>
           <w:rFonts w:ascii="Avenir Next" w:hAnsi="Avenir Next" w:cs="Avenir Next" w:eastAsia="Avenir Next"/>
           <w:color w:val="5A5F66"/>
-          <w:sz w:val="17"/>
+          <w:sz w:val="22"/>
           <w:szCs w:val="17"/>
         </w:rPr>
         <w:t xml:space="preserve">   ·   </w:t>
@@ -741,7 +744,7 @@
           <w:rFonts w:ascii="Avenir Next" w:hAnsi="Avenir Next" w:cs="Avenir Next" w:eastAsia="Avenir Next"/>
           <w:b/>
           <w:color w:val="1A1A1A"/>
-          <w:sz w:val="17"/>
+          <w:sz w:val="22"/>
           <w:szCs w:val="17"/>
         </w:rPr>
         <w:t xml:space="preserve">solution</w:t>
@@ -751,7 +754,7 @@
           <w:rFonts w:ascii="Avenir Next" w:hAnsi="Avenir Next" w:cs="Avenir Next" w:eastAsia="Avenir Next"/>
           <w:i/>
           <w:color w:val="5A5F66"/>
-          <w:sz w:val="17"/>
+          <w:sz w:val="22"/>
           <w:szCs w:val="17"/>
         </w:rPr>
         <w:t xml:space="preserve"> (solución)</w:t>
@@ -760,7 +763,7 @@
         <w:rPr>
           <w:rFonts w:ascii="Avenir Next" w:hAnsi="Avenir Next" w:cs="Avenir Next" w:eastAsia="Avenir Next"/>
           <w:color w:val="5A5F66"/>
-          <w:sz w:val="17"/>
+          <w:sz w:val="22"/>
           <w:szCs w:val="17"/>
         </w:rPr>
         <w:t xml:space="preserve">   ·   </w:t>
@@ -770,7 +773,7 @@
           <w:rFonts w:ascii="Avenir Next" w:hAnsi="Avenir Next" w:cs="Avenir Next" w:eastAsia="Avenir Next"/>
           <w:b/>
           <w:color w:val="1A1A1A"/>
-          <w:sz w:val="17"/>
+          <w:sz w:val="22"/>
           <w:szCs w:val="17"/>
         </w:rPr>
         <w:t xml:space="preserve">substitute</w:t>
@@ -780,7 +783,7 @@
           <w:rFonts w:ascii="Avenir Next" w:hAnsi="Avenir Next" w:cs="Avenir Next" w:eastAsia="Avenir Next"/>
           <w:i/>
           <w:color w:val="5A5F66"/>
-          <w:sz w:val="17"/>
+          <w:sz w:val="22"/>
           <w:szCs w:val="17"/>
         </w:rPr>
         <w:t xml:space="preserve"> (sustituir)</w:t>
@@ -788,6 +791,7 @@
     </w:p>
     <w:p>
       <w:pPr>
+        <w:pStyle w:val="Heading2"/>
         <w:keepNext/>
         <w:pBdr>
           <w:bottom w:val="single" w:sz="8" w:space="3" w:color="003A70"/>
@@ -803,7 +807,7 @@
           <w:b/>
           <w:color w:val="003A70"/>
           <w:spacing w:val="14"/>
-          <w:sz w:val="19"/>
+          <w:sz w:val="22"/>
           <w:szCs w:val="19"/>
         </w:rPr>
         <w:t xml:space="preserve">PRACTICE</w:t>
@@ -822,7 +826,7 @@
           <w:rFonts w:ascii="Avenir Next" w:hAnsi="Avenir Next" w:cs="Avenir Next" w:eastAsia="Avenir Next"/>
           <w:i/>
           <w:color w:val="5A5F66"/>
-          <w:sz w:val="17"/>
+          <w:sz w:val="22"/>
           <w:szCs w:val="17"/>
         </w:rPr>
         <w:t xml:space="preserve">show your work · label units</w:t>
@@ -830,7 +834,7 @@
     </w:p>
     <w:p>
       <w:pPr>
-        <w:spacing w:before="0" w:after="0" w:line="20" w:lineRule="exact"/>
+        <w:spacing w:before="0" w:after="0" w:line="50" w:lineRule="exact"/>
       </w:pPr>
     </w:p>
     <w:tbl>
@@ -880,25 +884,25 @@
                 <w:rFonts w:ascii="Avenir Next" w:hAnsi="Avenir Next" w:cs="Avenir Next" w:eastAsia="Avenir Next"/>
                 <w:b/>
                 <w:color w:val="1A1A1A"/>
+                <w:sz w:val="22"/>
+                <w:szCs w:val="20"/>
+              </w:rPr>
+              <w:t xml:space="preserve">1.</w:t>
+            </w:r>
+            <w:r>
+              <w:rPr>
+                <w:rFonts w:ascii="Avenir Next" w:hAnsi="Avenir Next" w:cs="Avenir Next" w:eastAsia="Avenir Next"/>
+                <w:color w:val="1A1A1A"/>
                 <w:sz w:val="20"/>
                 <w:szCs w:val="20"/>
               </w:rPr>
-              <w:t xml:space="preserve">1.</w:t>
-            </w:r>
-            <w:r>
-              <w:rPr>
-                <w:rFonts w:ascii="Avenir Next" w:hAnsi="Avenir Next" w:cs="Avenir Next" w:eastAsia="Avenir Next"/>
-                <w:color w:val="1A1A1A"/>
-                <w:sz w:val="20"/>
-                <w:szCs w:val="20"/>
-              </w:rPr>
               <w:tab/>
             </w:r>
             <w:r>
               <w:rPr>
                 <w:rFonts w:ascii="Avenir Next" w:hAnsi="Avenir Next" w:cs="Avenir Next" w:eastAsia="Avenir Next"/>
                 <w:color w:val="1A1A1A"/>
-                <w:sz w:val="20"/>
+                <w:sz w:val="22"/>
                 <w:szCs w:val="20"/>
               </w:rPr>
               <w:t xml:space="preserve">Substitute the value. Write </w:t>
@@ -908,7 +912,7 @@
                 <w:rFonts w:ascii="Avenir Next" w:hAnsi="Avenir Next" w:cs="Avenir Next" w:eastAsia="Avenir Next"/>
                 <w:b/>
                 <w:color w:val="1A1A1A"/>
-                <w:sz w:val="20"/>
+                <w:sz w:val="22"/>
                 <w:szCs w:val="20"/>
               </w:rPr>
               <w:t xml:space="preserve">T</w:t>
@@ -917,7 +921,7 @@
               <w:rPr>
                 <w:rFonts w:ascii="Avenir Next" w:hAnsi="Avenir Next" w:cs="Avenir Next" w:eastAsia="Avenir Next"/>
                 <w:color w:val="1A1A1A"/>
-                <w:sz w:val="20"/>
+                <w:sz w:val="22"/>
                 <w:szCs w:val="20"/>
               </w:rPr>
               <w:t xml:space="preserve"> for true or </w:t>
@@ -927,7 +931,7 @@
                 <w:rFonts w:ascii="Avenir Next" w:hAnsi="Avenir Next" w:cs="Avenir Next" w:eastAsia="Avenir Next"/>
                 <w:b/>
                 <w:color w:val="1A1A1A"/>
-                <w:sz w:val="20"/>
+                <w:sz w:val="22"/>
                 <w:szCs w:val="20"/>
               </w:rPr>
               <w:t xml:space="preserve">F</w:t>
@@ -936,7 +940,7 @@
               <w:rPr>
                 <w:rFonts w:ascii="Avenir Next" w:hAnsi="Avenir Next" w:cs="Avenir Next" w:eastAsia="Avenir Next"/>
                 <w:color w:val="1A1A1A"/>
-                <w:sz w:val="20"/>
+                <w:sz w:val="22"/>
                 <w:szCs w:val="20"/>
               </w:rPr>
               <w:t xml:space="preserve"> for false.</w:t>
@@ -991,26 +995,45 @@
                       <w:rFonts w:ascii="Avenir Next" w:hAnsi="Avenir Next" w:cs="Avenir Next" w:eastAsia="Avenir Next"/>
                       <w:b/>
                       <w:color w:val="003A70"/>
+                      <w:sz w:val="22"/>
+                      <w:szCs w:val="20"/>
+                    </w:rPr>
+                    <w:t xml:space="preserve">a.</w:t>
+                  </w:r>
+                  <w:r>
+                    <w:rPr>
+                      <w:rFonts w:ascii="Avenir Next" w:hAnsi="Avenir Next" w:cs="Avenir Next" w:eastAsia="Avenir Next"/>
+                      <w:color w:val="1A1A1A"/>
                       <w:sz w:val="20"/>
                       <w:szCs w:val="20"/>
                     </w:rPr>
-                    <w:t xml:space="preserve">a.</w:t>
-                  </w:r>
-                  <w:r>
-                    <w:rPr>
-                      <w:rFonts w:ascii="Avenir Next" w:hAnsi="Avenir Next" w:cs="Avenir Next" w:eastAsia="Avenir Next"/>
-                      <w:color w:val="1A1A1A"/>
-                      <w:sz w:val="20"/>
+                    <w:tab/>
+                  </w:r>
+                  <w:r>
+                    <w:rPr>
+                      <w:rFonts w:ascii="Avenir Next" w:hAnsi="Avenir Next" w:cs="Avenir Next" w:eastAsia="Avenir Next"/>
+                      <w:i/>
+                      <w:color w:val="1A1A1A"/>
+                      <w:sz w:val="22"/>
                       <w:szCs w:val="20"/>
                     </w:rPr>
-                    <w:tab/>
+                    <w:t xml:space="preserve">s</w:t>
+                  </w:r>
+                  <w:r>
+                    <w:rPr>
+                      <w:rFonts w:ascii="Avenir Next" w:hAnsi="Avenir Next" w:cs="Avenir Next" w:eastAsia="Avenir Next"/>
+                      <w:color w:val="1A1A1A"/>
+                      <w:sz w:val="22"/>
+                      <w:szCs w:val="20"/>
+                    </w:rPr>
+                    <w:t xml:space="preserve"> − 15 = 25  (</w:t>
                   </w:r>
                   <w:r>
                     <w:rPr>
                       <w:rFonts w:ascii="Avenir Next" w:hAnsi="Avenir Next" w:cs="Avenir Next" w:eastAsia="Avenir Next"/>
                       <w:i/>
                       <w:color w:val="1A1A1A"/>
-                      <w:sz w:val="20"/>
+                      <w:sz w:val="22"/>
                       <w:szCs w:val="20"/>
                     </w:rPr>
                     <w:t xml:space="preserve">s</w:t>
@@ -1019,26 +1042,7 @@
                     <w:rPr>
                       <w:rFonts w:ascii="Avenir Next" w:hAnsi="Avenir Next" w:cs="Avenir Next" w:eastAsia="Avenir Next"/>
                       <w:color w:val="1A1A1A"/>
-                      <w:sz w:val="20"/>
-                      <w:szCs w:val="20"/>
-                    </w:rPr>
-                    <w:t xml:space="preserve"> − 15 = 25  (</w:t>
-                  </w:r>
-                  <w:r>
-                    <w:rPr>
-                      <w:rFonts w:ascii="Avenir Next" w:hAnsi="Avenir Next" w:cs="Avenir Next" w:eastAsia="Avenir Next"/>
-                      <w:i/>
-                      <w:color w:val="1A1A1A"/>
-                      <w:sz w:val="20"/>
-                      <w:szCs w:val="20"/>
-                    </w:rPr>
-                    <w:t xml:space="preserve">s</w:t>
-                  </w:r>
-                  <w:r>
-                    <w:rPr>
-                      <w:rFonts w:ascii="Avenir Next" w:hAnsi="Avenir Next" w:cs="Avenir Next" w:eastAsia="Avenir Next"/>
-                      <w:color w:val="1A1A1A"/>
-                      <w:sz w:val="20"/>
+                      <w:sz w:val="22"/>
                       <w:szCs w:val="20"/>
                     </w:rPr>
                     <w:t xml:space="preserve"> = 40)</w:t>
@@ -1082,35 +1086,54 @@
                       <w:rFonts w:ascii="Avenir Next" w:hAnsi="Avenir Next" w:cs="Avenir Next" w:eastAsia="Avenir Next"/>
                       <w:b/>
                       <w:color w:val="003A70"/>
+                      <w:sz w:val="22"/>
+                      <w:szCs w:val="20"/>
+                    </w:rPr>
+                    <w:t xml:space="preserve">b.</w:t>
+                  </w:r>
+                  <w:r>
+                    <w:rPr>
+                      <w:rFonts w:ascii="Avenir Next" w:hAnsi="Avenir Next" w:cs="Avenir Next" w:eastAsia="Avenir Next"/>
+                      <w:color w:val="1A1A1A"/>
                       <w:sz w:val="20"/>
                       <w:szCs w:val="20"/>
                     </w:rPr>
-                    <w:t xml:space="preserve">b.</w:t>
-                  </w:r>
-                  <w:r>
-                    <w:rPr>
-                      <w:rFonts w:ascii="Avenir Next" w:hAnsi="Avenir Next" w:cs="Avenir Next" w:eastAsia="Avenir Next"/>
-                      <w:color w:val="1A1A1A"/>
-                      <w:sz w:val="20"/>
+                    <w:tab/>
+                  </w:r>
+                  <w:r>
+                    <w:rPr>
+                      <w:rFonts w:ascii="Avenir Next" w:hAnsi="Avenir Next" w:cs="Avenir Next" w:eastAsia="Avenir Next"/>
+                      <w:color w:val="1A1A1A"/>
+                      <w:sz w:val="22"/>
                       <w:szCs w:val="20"/>
                     </w:rPr>
-                    <w:tab/>
-                  </w:r>
-                  <w:r>
-                    <w:rPr>
-                      <w:rFonts w:ascii="Avenir Next" w:hAnsi="Avenir Next" w:cs="Avenir Next" w:eastAsia="Avenir Next"/>
-                      <w:color w:val="1A1A1A"/>
-                      <w:sz w:val="20"/>
+                    <w:t xml:space="preserve">7</w:t>
+                  </w:r>
+                  <w:r>
+                    <w:rPr>
+                      <w:rFonts w:ascii="Avenir Next" w:hAnsi="Avenir Next" w:cs="Avenir Next" w:eastAsia="Avenir Next"/>
+                      <w:i/>
+                      <w:color w:val="1A1A1A"/>
+                      <w:sz w:val="22"/>
                       <w:szCs w:val="20"/>
                     </w:rPr>
-                    <w:t xml:space="preserve">7</w:t>
+                    <w:t xml:space="preserve">r</w:t>
+                  </w:r>
+                  <w:r>
+                    <w:rPr>
+                      <w:rFonts w:ascii="Avenir Next" w:hAnsi="Avenir Next" w:cs="Avenir Next" w:eastAsia="Avenir Next"/>
+                      <w:color w:val="1A1A1A"/>
+                      <w:sz w:val="22"/>
+                      <w:szCs w:val="20"/>
+                    </w:rPr>
+                    <w:t xml:space="preserve"> = 42  (</w:t>
                   </w:r>
                   <w:r>
                     <w:rPr>
                       <w:rFonts w:ascii="Avenir Next" w:hAnsi="Avenir Next" w:cs="Avenir Next" w:eastAsia="Avenir Next"/>
                       <w:i/>
                       <w:color w:val="1A1A1A"/>
-                      <w:sz w:val="20"/>
+                      <w:sz w:val="22"/>
                       <w:szCs w:val="20"/>
                     </w:rPr>
                     <w:t xml:space="preserve">r</w:t>
@@ -1119,26 +1142,7 @@
                     <w:rPr>
                       <w:rFonts w:ascii="Avenir Next" w:hAnsi="Avenir Next" w:cs="Avenir Next" w:eastAsia="Avenir Next"/>
                       <w:color w:val="1A1A1A"/>
-                      <w:sz w:val="20"/>
-                      <w:szCs w:val="20"/>
-                    </w:rPr>
-                    <w:t xml:space="preserve"> = 42  (</w:t>
-                  </w:r>
-                  <w:r>
-                    <w:rPr>
-                      <w:rFonts w:ascii="Avenir Next" w:hAnsi="Avenir Next" w:cs="Avenir Next" w:eastAsia="Avenir Next"/>
-                      <w:i/>
-                      <w:color w:val="1A1A1A"/>
-                      <w:sz w:val="20"/>
-                      <w:szCs w:val="20"/>
-                    </w:rPr>
-                    <w:t xml:space="preserve">r</w:t>
-                  </w:r>
-                  <w:r>
-                    <w:rPr>
-                      <w:rFonts w:ascii="Avenir Next" w:hAnsi="Avenir Next" w:cs="Avenir Next" w:eastAsia="Avenir Next"/>
-                      <w:color w:val="1A1A1A"/>
-                      <w:sz w:val="20"/>
+                      <w:sz w:val="22"/>
                       <w:szCs w:val="20"/>
                     </w:rPr>
                     <w:t xml:space="preserve"> = 5)</w:t>
@@ -1188,26 +1192,45 @@
                       <w:rFonts w:ascii="Avenir Next" w:hAnsi="Avenir Next" w:cs="Avenir Next" w:eastAsia="Avenir Next"/>
                       <w:b/>
                       <w:color w:val="003A70"/>
+                      <w:sz w:val="22"/>
+                      <w:szCs w:val="20"/>
+                    </w:rPr>
+                    <w:t xml:space="preserve">c.</w:t>
+                  </w:r>
+                  <w:r>
+                    <w:rPr>
+                      <w:rFonts w:ascii="Avenir Next" w:hAnsi="Avenir Next" w:cs="Avenir Next" w:eastAsia="Avenir Next"/>
+                      <w:color w:val="1A1A1A"/>
                       <w:sz w:val="20"/>
                       <w:szCs w:val="20"/>
                     </w:rPr>
-                    <w:t xml:space="preserve">c.</w:t>
-                  </w:r>
-                  <w:r>
-                    <w:rPr>
-                      <w:rFonts w:ascii="Avenir Next" w:hAnsi="Avenir Next" w:cs="Avenir Next" w:eastAsia="Avenir Next"/>
-                      <w:color w:val="1A1A1A"/>
-                      <w:sz w:val="20"/>
+                    <w:tab/>
+                  </w:r>
+                  <w:r>
+                    <w:rPr>
+                      <w:rFonts w:ascii="Avenir Next" w:hAnsi="Avenir Next" w:cs="Avenir Next" w:eastAsia="Avenir Next"/>
+                      <w:i/>
+                      <w:color w:val="1A1A1A"/>
+                      <w:sz w:val="22"/>
                       <w:szCs w:val="20"/>
                     </w:rPr>
-                    <w:tab/>
+                    <w:t xml:space="preserve">p</w:t>
+                  </w:r>
+                  <w:r>
+                    <w:rPr>
+                      <w:rFonts w:ascii="Avenir Next" w:hAnsi="Avenir Next" w:cs="Avenir Next" w:eastAsia="Avenir Next"/>
+                      <w:color w:val="1A1A1A"/>
+                      <w:sz w:val="22"/>
+                      <w:szCs w:val="20"/>
+                    </w:rPr>
+                    <w:t xml:space="preserve"> + 18 = 47  (</w:t>
                   </w:r>
                   <w:r>
                     <w:rPr>
                       <w:rFonts w:ascii="Avenir Next" w:hAnsi="Avenir Next" w:cs="Avenir Next" w:eastAsia="Avenir Next"/>
                       <w:i/>
                       <w:color w:val="1A1A1A"/>
-                      <w:sz w:val="20"/>
+                      <w:sz w:val="22"/>
                       <w:szCs w:val="20"/>
                     </w:rPr>
                     <w:t xml:space="preserve">p</w:t>
@@ -1216,26 +1239,7 @@
                     <w:rPr>
                       <w:rFonts w:ascii="Avenir Next" w:hAnsi="Avenir Next" w:cs="Avenir Next" w:eastAsia="Avenir Next"/>
                       <w:color w:val="1A1A1A"/>
-                      <w:sz w:val="20"/>
-                      <w:szCs w:val="20"/>
-                    </w:rPr>
-                    <w:t xml:space="preserve"> + 18 = 47  (</w:t>
-                  </w:r>
-                  <w:r>
-                    <w:rPr>
-                      <w:rFonts w:ascii="Avenir Next" w:hAnsi="Avenir Next" w:cs="Avenir Next" w:eastAsia="Avenir Next"/>
-                      <w:i/>
-                      <w:color w:val="1A1A1A"/>
-                      <w:sz w:val="20"/>
-                      <w:szCs w:val="20"/>
-                    </w:rPr>
-                    <w:t xml:space="preserve">p</w:t>
-                  </w:r>
-                  <w:r>
-                    <w:rPr>
-                      <w:rFonts w:ascii="Avenir Next" w:hAnsi="Avenir Next" w:cs="Avenir Next" w:eastAsia="Avenir Next"/>
-                      <w:color w:val="1A1A1A"/>
-                      <w:sz w:val="20"/>
+                      <w:sz w:val="22"/>
                       <w:szCs w:val="20"/>
                     </w:rPr>
                     <w:t xml:space="preserve"> = 29)</w:t>
@@ -1279,35 +1283,54 @@
                       <w:rFonts w:ascii="Avenir Next" w:hAnsi="Avenir Next" w:cs="Avenir Next" w:eastAsia="Avenir Next"/>
                       <w:b/>
                       <w:color w:val="003A70"/>
+                      <w:sz w:val="22"/>
+                      <w:szCs w:val="20"/>
+                    </w:rPr>
+                    <w:t xml:space="preserve">d.</w:t>
+                  </w:r>
+                  <w:r>
+                    <w:rPr>
+                      <w:rFonts w:ascii="Avenir Next" w:hAnsi="Avenir Next" w:cs="Avenir Next" w:eastAsia="Avenir Next"/>
+                      <w:color w:val="1A1A1A"/>
                       <w:sz w:val="20"/>
                       <w:szCs w:val="20"/>
                     </w:rPr>
-                    <w:t xml:space="preserve">d.</w:t>
-                  </w:r>
-                  <w:r>
-                    <w:rPr>
-                      <w:rFonts w:ascii="Avenir Next" w:hAnsi="Avenir Next" w:cs="Avenir Next" w:eastAsia="Avenir Next"/>
-                      <w:color w:val="1A1A1A"/>
-                      <w:sz w:val="20"/>
+                    <w:tab/>
+                  </w:r>
+                  <w:r>
+                    <w:rPr>
+                      <w:rFonts w:ascii="Avenir Next" w:hAnsi="Avenir Next" w:cs="Avenir Next" w:eastAsia="Avenir Next"/>
+                      <w:color w:val="1A1A1A"/>
+                      <w:sz w:val="22"/>
                       <w:szCs w:val="20"/>
                     </w:rPr>
-                    <w:tab/>
-                  </w:r>
-                  <w:r>
-                    <w:rPr>
-                      <w:rFonts w:ascii="Avenir Next" w:hAnsi="Avenir Next" w:cs="Avenir Next" w:eastAsia="Avenir Next"/>
-                      <w:color w:val="1A1A1A"/>
-                      <w:sz w:val="20"/>
+                    <w:t xml:space="preserve">4</w:t>
+                  </w:r>
+                  <w:r>
+                    <w:rPr>
+                      <w:rFonts w:ascii="Avenir Next" w:hAnsi="Avenir Next" w:cs="Avenir Next" w:eastAsia="Avenir Next"/>
+                      <w:i/>
+                      <w:color w:val="1A1A1A"/>
+                      <w:sz w:val="22"/>
                       <w:szCs w:val="20"/>
                     </w:rPr>
-                    <w:t xml:space="preserve">4</w:t>
+                    <w:t xml:space="preserve">k</w:t>
+                  </w:r>
+                  <w:r>
+                    <w:rPr>
+                      <w:rFonts w:ascii="Avenir Next" w:hAnsi="Avenir Next" w:cs="Avenir Next" w:eastAsia="Avenir Next"/>
+                      <w:color w:val="1A1A1A"/>
+                      <w:sz w:val="22"/>
+                      <w:szCs w:val="20"/>
+                    </w:rPr>
+                    <w:t xml:space="preserve"> = 36  (</w:t>
                   </w:r>
                   <w:r>
                     <w:rPr>
                       <w:rFonts w:ascii="Avenir Next" w:hAnsi="Avenir Next" w:cs="Avenir Next" w:eastAsia="Avenir Next"/>
                       <w:i/>
                       <w:color w:val="1A1A1A"/>
-                      <w:sz w:val="20"/>
+                      <w:sz w:val="22"/>
                       <w:szCs w:val="20"/>
                     </w:rPr>
                     <w:t xml:space="preserve">k</w:t>
@@ -1316,26 +1339,7 @@
                     <w:rPr>
                       <w:rFonts w:ascii="Avenir Next" w:hAnsi="Avenir Next" w:cs="Avenir Next" w:eastAsia="Avenir Next"/>
                       <w:color w:val="1A1A1A"/>
-                      <w:sz w:val="20"/>
-                      <w:szCs w:val="20"/>
-                    </w:rPr>
-                    <w:t xml:space="preserve"> = 36  (</w:t>
-                  </w:r>
-                  <w:r>
-                    <w:rPr>
-                      <w:rFonts w:ascii="Avenir Next" w:hAnsi="Avenir Next" w:cs="Avenir Next" w:eastAsia="Avenir Next"/>
-                      <w:i/>
-                      <w:color w:val="1A1A1A"/>
-                      <w:sz w:val="20"/>
-                      <w:szCs w:val="20"/>
-                    </w:rPr>
-                    <w:t xml:space="preserve">k</w:t>
-                  </w:r>
-                  <w:r>
-                    <w:rPr>
-                      <w:rFonts w:ascii="Avenir Next" w:hAnsi="Avenir Next" w:cs="Avenir Next" w:eastAsia="Avenir Next"/>
-                      <w:color w:val="1A1A1A"/>
-                      <w:sz w:val="20"/>
+                      <w:sz w:val="22"/>
                       <w:szCs w:val="20"/>
                     </w:rPr>
                     <w:t xml:space="preserve"> = 32)</w:t>
@@ -1385,26 +1389,45 @@
                       <w:rFonts w:ascii="Avenir Next" w:hAnsi="Avenir Next" w:cs="Avenir Next" w:eastAsia="Avenir Next"/>
                       <w:b/>
                       <w:color w:val="003A70"/>
+                      <w:sz w:val="22"/>
+                      <w:szCs w:val="20"/>
+                    </w:rPr>
+                    <w:t xml:space="preserve">e.</w:t>
+                  </w:r>
+                  <w:r>
+                    <w:rPr>
+                      <w:rFonts w:ascii="Avenir Next" w:hAnsi="Avenir Next" w:cs="Avenir Next" w:eastAsia="Avenir Next"/>
+                      <w:color w:val="1A1A1A"/>
                       <w:sz w:val="20"/>
                       <w:szCs w:val="20"/>
                     </w:rPr>
-                    <w:t xml:space="preserve">e.</w:t>
-                  </w:r>
-                  <w:r>
-                    <w:rPr>
-                      <w:rFonts w:ascii="Avenir Next" w:hAnsi="Avenir Next" w:cs="Avenir Next" w:eastAsia="Avenir Next"/>
-                      <w:color w:val="1A1A1A"/>
-                      <w:sz w:val="20"/>
+                    <w:tab/>
+                  </w:r>
+                  <w:r>
+                    <w:rPr>
+                      <w:rFonts w:ascii="Avenir Next" w:hAnsi="Avenir Next" w:cs="Avenir Next" w:eastAsia="Avenir Next"/>
+                      <w:i/>
+                      <w:color w:val="1A1A1A"/>
+                      <w:sz w:val="22"/>
                       <w:szCs w:val="20"/>
                     </w:rPr>
-                    <w:tab/>
+                    <w:t xml:space="preserve">n</w:t>
+                  </w:r>
+                  <w:r>
+                    <w:rPr>
+                      <w:rFonts w:ascii="Avenir Next" w:hAnsi="Avenir Next" w:cs="Avenir Next" w:eastAsia="Avenir Next"/>
+                      <w:color w:val="1A1A1A"/>
+                      <w:sz w:val="22"/>
+                      <w:szCs w:val="20"/>
+                    </w:rPr>
+                    <w:t xml:space="preserve"> − 4 = 3  (</w:t>
                   </w:r>
                   <w:r>
                     <w:rPr>
                       <w:rFonts w:ascii="Avenir Next" w:hAnsi="Avenir Next" w:cs="Avenir Next" w:eastAsia="Avenir Next"/>
                       <w:i/>
                       <w:color w:val="1A1A1A"/>
-                      <w:sz w:val="20"/>
+                      <w:sz w:val="22"/>
                       <w:szCs w:val="20"/>
                     </w:rPr>
                     <w:t xml:space="preserve">n</w:t>
@@ -1413,26 +1436,7 @@
                     <w:rPr>
                       <w:rFonts w:ascii="Avenir Next" w:hAnsi="Avenir Next" w:cs="Avenir Next" w:eastAsia="Avenir Next"/>
                       <w:color w:val="1A1A1A"/>
-                      <w:sz w:val="20"/>
-                      <w:szCs w:val="20"/>
-                    </w:rPr>
-                    <w:t xml:space="preserve"> − 4 = 3  (</w:t>
-                  </w:r>
-                  <w:r>
-                    <w:rPr>
-                      <w:rFonts w:ascii="Avenir Next" w:hAnsi="Avenir Next" w:cs="Avenir Next" w:eastAsia="Avenir Next"/>
-                      <w:i/>
-                      <w:color w:val="1A1A1A"/>
-                      <w:sz w:val="20"/>
-                      <w:szCs w:val="20"/>
-                    </w:rPr>
-                    <w:t xml:space="preserve">n</w:t>
-                  </w:r>
-                  <w:r>
-                    <w:rPr>
-                      <w:rFonts w:ascii="Avenir Next" w:hAnsi="Avenir Next" w:cs="Avenir Next" w:eastAsia="Avenir Next"/>
-                      <w:color w:val="1A1A1A"/>
-                      <w:sz w:val="20"/>
+                      <w:sz w:val="22"/>
                       <w:szCs w:val="20"/>
                     </w:rPr>
                     <w:t xml:space="preserve"> = 7)</w:t>
@@ -1476,26 +1480,45 @@
                       <w:rFonts w:ascii="Avenir Next" w:hAnsi="Avenir Next" w:cs="Avenir Next" w:eastAsia="Avenir Next"/>
                       <w:b/>
                       <w:color w:val="003A70"/>
+                      <w:sz w:val="22"/>
+                      <w:szCs w:val="20"/>
+                    </w:rPr>
+                    <w:t xml:space="preserve">f.</w:t>
+                  </w:r>
+                  <w:r>
+                    <w:rPr>
+                      <w:rFonts w:ascii="Avenir Next" w:hAnsi="Avenir Next" w:cs="Avenir Next" w:eastAsia="Avenir Next"/>
+                      <w:color w:val="1A1A1A"/>
                       <w:sz w:val="20"/>
                       <w:szCs w:val="20"/>
                     </w:rPr>
-                    <w:t xml:space="preserve">f.</w:t>
-                  </w:r>
-                  <w:r>
-                    <w:rPr>
-                      <w:rFonts w:ascii="Avenir Next" w:hAnsi="Avenir Next" w:cs="Avenir Next" w:eastAsia="Avenir Next"/>
-                      <w:color w:val="1A1A1A"/>
-                      <w:sz w:val="20"/>
+                    <w:tab/>
+                  </w:r>
+                  <w:r>
+                    <w:rPr>
+                      <w:rFonts w:ascii="Avenir Next" w:hAnsi="Avenir Next" w:cs="Avenir Next" w:eastAsia="Avenir Next"/>
+                      <w:i/>
+                      <w:color w:val="1A1A1A"/>
+                      <w:sz w:val="22"/>
                       <w:szCs w:val="20"/>
                     </w:rPr>
-                    <w:tab/>
+                    <w:t xml:space="preserve">m</w:t>
+                  </w:r>
+                  <w:r>
+                    <w:rPr>
+                      <w:rFonts w:ascii="Avenir Next" w:hAnsi="Avenir Next" w:cs="Avenir Next" w:eastAsia="Avenir Next"/>
+                      <w:color w:val="1A1A1A"/>
+                      <w:sz w:val="22"/>
+                      <w:szCs w:val="20"/>
+                    </w:rPr>
+                    <w:t xml:space="preserve"> + 23 = 41  (</w:t>
                   </w:r>
                   <w:r>
                     <w:rPr>
                       <w:rFonts w:ascii="Avenir Next" w:hAnsi="Avenir Next" w:cs="Avenir Next" w:eastAsia="Avenir Next"/>
                       <w:i/>
                       <w:color w:val="1A1A1A"/>
-                      <w:sz w:val="20"/>
+                      <w:sz w:val="22"/>
                       <w:szCs w:val="20"/>
                     </w:rPr>
                     <w:t xml:space="preserve">m</w:t>
@@ -1504,26 +1527,7 @@
                     <w:rPr>
                       <w:rFonts w:ascii="Avenir Next" w:hAnsi="Avenir Next" w:cs="Avenir Next" w:eastAsia="Avenir Next"/>
                       <w:color w:val="1A1A1A"/>
-                      <w:sz w:val="20"/>
-                      <w:szCs w:val="20"/>
-                    </w:rPr>
-                    <w:t xml:space="preserve"> + 23 = 41  (</w:t>
-                  </w:r>
-                  <w:r>
-                    <w:rPr>
-                      <w:rFonts w:ascii="Avenir Next" w:hAnsi="Avenir Next" w:cs="Avenir Next" w:eastAsia="Avenir Next"/>
-                      <w:i/>
-                      <w:color w:val="1A1A1A"/>
-                      <w:sz w:val="20"/>
-                      <w:szCs w:val="20"/>
-                    </w:rPr>
-                    <w:t xml:space="preserve">m</w:t>
-                  </w:r>
-                  <w:r>
-                    <w:rPr>
-                      <w:rFonts w:ascii="Avenir Next" w:hAnsi="Avenir Next" w:cs="Avenir Next" w:eastAsia="Avenir Next"/>
-                      <w:color w:val="1A1A1A"/>
-                      <w:sz w:val="20"/>
+                      <w:sz w:val="22"/>
                       <w:szCs w:val="20"/>
                     </w:rPr>
                     <w:t xml:space="preserve"> = 18)</w:t>
@@ -1553,7 +1557,7 @@
           </w:tbl>
           <w:p>
             <w:pPr>
-              <w:spacing w:before="0" w:after="0" w:line="24" w:lineRule="auto"/>
+              <w:spacing w:before="0" w:after="0" w:line="50" w:lineRule="exact"/>
             </w:pPr>
           </w:p>
         </w:tc>
@@ -1561,12 +1565,12 @@
     </w:tbl>
     <w:p>
       <w:pPr>
-        <w:spacing w:before="0" w:after="0" w:line="20" w:lineRule="exact"/>
+        <w:spacing w:before="0" w:after="0" w:line="50" w:lineRule="exact"/>
       </w:pPr>
     </w:p>
     <w:p>
       <w:pPr>
-        <w:spacing w:before="0" w:after="0" w:line="20" w:lineRule="exact"/>
+        <w:spacing w:before="0" w:after="0" w:line="50" w:lineRule="exact"/>
       </w:pPr>
     </w:p>
     <w:tbl>
@@ -1616,18 +1620,18 @@
                 <w:rFonts w:ascii="Avenir Next" w:hAnsi="Avenir Next" w:cs="Avenir Next" w:eastAsia="Avenir Next"/>
                 <w:b/>
                 <w:color w:val="1A1A1A"/>
+                <w:sz w:val="22"/>
+                <w:szCs w:val="20"/>
+              </w:rPr>
+              <w:t xml:space="preserve">2.</w:t>
+            </w:r>
+            <w:r>
+              <w:rPr>
+                <w:rFonts w:ascii="Avenir Next" w:hAnsi="Avenir Next" w:cs="Avenir Next" w:eastAsia="Avenir Next"/>
+                <w:color w:val="1A1A1A"/>
                 <w:sz w:val="20"/>
                 <w:szCs w:val="20"/>
               </w:rPr>
-              <w:t xml:space="preserve">2.</w:t>
-            </w:r>
-            <w:r>
-              <w:rPr>
-                <w:rFonts w:ascii="Avenir Next" w:hAnsi="Avenir Next" w:cs="Avenir Next" w:eastAsia="Avenir Next"/>
-                <w:color w:val="1A1A1A"/>
-                <w:sz w:val="20"/>
-                <w:szCs w:val="20"/>
-              </w:rPr>
               <w:tab/>
             </w:r>
             <w:r>
@@ -1635,7 +1639,7 @@
                 <w:rFonts w:ascii="Avenir Next" w:hAnsi="Avenir Next" w:cs="Avenir Next" w:eastAsia="Avenir Next"/>
                 <w:b/>
                 <w:color w:val="1A1A1A"/>
-                <w:sz w:val="20"/>
+                <w:sz w:val="22"/>
                 <w:szCs w:val="20"/>
               </w:rPr>
               <w:t xml:space="preserve">Juice Box Cooler.  </w:t>
@@ -1644,7 +1648,7 @@
               <w:rPr>
                 <w:rFonts w:ascii="Avenir Next" w:hAnsi="Avenir Next" w:cs="Avenir Next" w:eastAsia="Avenir Next"/>
                 <w:color w:val="1A1A1A"/>
-                <w:sz w:val="20"/>
+                <w:sz w:val="22"/>
                 <w:szCs w:val="20"/>
               </w:rPr>
               <w:t xml:space="preserve">A cooler holds </w:t>
@@ -1654,7 +1658,7 @@
                 <w:rFonts w:ascii="Avenir Next" w:hAnsi="Avenir Next" w:cs="Avenir Next" w:eastAsia="Avenir Next"/>
                 <w:i/>
                 <w:color w:val="1A1A1A"/>
-                <w:sz w:val="20"/>
+                <w:sz w:val="22"/>
                 <w:szCs w:val="20"/>
               </w:rPr>
               <w:t xml:space="preserve">j</w:t>
@@ -1663,7 +1667,7 @@
               <w:rPr>
                 <w:rFonts w:ascii="Avenir Next" w:hAnsi="Avenir Next" w:cs="Avenir Next" w:eastAsia="Avenir Next"/>
                 <w:color w:val="1A1A1A"/>
-                <w:sz w:val="20"/>
+                <w:sz w:val="22"/>
                 <w:szCs w:val="20"/>
               </w:rPr>
               <w:t xml:space="preserve"> juice boxes. The coach adds 12 more. Now there are 33. The tape diagram shows </w:t>
@@ -1673,7 +1677,7 @@
                 <w:rFonts w:ascii="Avenir Next" w:hAnsi="Avenir Next" w:cs="Avenir Next" w:eastAsia="Avenir Next"/>
                 <w:i/>
                 <w:color w:val="1A1A1A"/>
-                <w:sz w:val="20"/>
+                <w:sz w:val="22"/>
                 <w:szCs w:val="20"/>
               </w:rPr>
               <w:t xml:space="preserve">j</w:t>
@@ -1682,7 +1686,7 @@
               <w:rPr>
                 <w:rFonts w:ascii="Avenir Next" w:hAnsi="Avenir Next" w:cs="Avenir Next" w:eastAsia="Avenir Next"/>
                 <w:color w:val="1A1A1A"/>
-                <w:sz w:val="20"/>
+                <w:sz w:val="22"/>
                 <w:szCs w:val="20"/>
               </w:rPr>
               <w:t xml:space="preserve"> + 12 = 33.</w:t>
@@ -1698,7 +1702,7 @@
               <w:drawing>
                 <wp:inline distT="0" distB="0" distL="0" distR="0">
                   <wp:extent cx="2743200" cy="459187"/>
-                  <wp:docPr id="1" name="Figure 1"/>
+                  <wp:docPr id="1" name="Figure 1" descr="Tape diagram. : 2 equal sections; section labels j, 12. Total label: 33."/>
                   <a:graphic xmlns:a="http://schemas.openxmlformats.org/drawingml/2006/main">
                     <a:graphicData uri="http://schemas.openxmlformats.org/drawingml/2006/picture">
                       <pic:pic xmlns:pic="http://schemas.openxmlformats.org/drawingml/2006/picture">
@@ -1742,25 +1746,25 @@
                 <w:rFonts w:ascii="Avenir Next" w:hAnsi="Avenir Next" w:cs="Avenir Next" w:eastAsia="Avenir Next"/>
                 <w:b/>
                 <w:color w:val="003A70"/>
+                <w:sz w:val="22"/>
+                <w:szCs w:val="20"/>
+              </w:rPr>
+              <w:t xml:space="preserve">a.</w:t>
+            </w:r>
+            <w:r>
+              <w:rPr>
+                <w:rFonts w:ascii="Avenir Next" w:hAnsi="Avenir Next" w:cs="Avenir Next" w:eastAsia="Avenir Next"/>
+                <w:color w:val="1A1A1A"/>
                 <w:sz w:val="20"/>
                 <w:szCs w:val="20"/>
               </w:rPr>
-              <w:t xml:space="preserve">a.</w:t>
-            </w:r>
-            <w:r>
-              <w:rPr>
-                <w:rFonts w:ascii="Avenir Next" w:hAnsi="Avenir Next" w:cs="Avenir Next" w:eastAsia="Avenir Next"/>
-                <w:color w:val="1A1A1A"/>
-                <w:sz w:val="20"/>
-                <w:szCs w:val="20"/>
-              </w:rPr>
               <w:tab/>
             </w:r>
             <w:r>
               <w:rPr>
                 <w:rFonts w:ascii="Avenir Next" w:hAnsi="Avenir Next" w:cs="Avenir Next" w:eastAsia="Avenir Next"/>
                 <w:color w:val="1A1A1A"/>
-                <w:sz w:val="20"/>
+                <w:sz w:val="22"/>
                 <w:szCs w:val="20"/>
               </w:rPr>
               <w:t xml:space="preserve">Test </w:t>
@@ -1770,7 +1774,7 @@
                 <w:rFonts w:ascii="Avenir Next" w:hAnsi="Avenir Next" w:cs="Avenir Next" w:eastAsia="Avenir Next"/>
                 <w:i/>
                 <w:color w:val="1A1A1A"/>
-                <w:sz w:val="20"/>
+                <w:sz w:val="22"/>
                 <w:szCs w:val="20"/>
               </w:rPr>
               <w:t xml:space="preserve">j</w:t>
@@ -1779,7 +1783,7 @@
               <w:rPr>
                 <w:rFonts w:ascii="Avenir Next" w:hAnsi="Avenir Next" w:cs="Avenir Next" w:eastAsia="Avenir Next"/>
                 <w:color w:val="1A1A1A"/>
-                <w:sz w:val="20"/>
+                <w:sz w:val="22"/>
                 <w:szCs w:val="20"/>
               </w:rPr>
               <w:t xml:space="preserve"> = 21.</w:t>
@@ -1818,25 +1822,25 @@
                 <w:rFonts w:ascii="Avenir Next" w:hAnsi="Avenir Next" w:cs="Avenir Next" w:eastAsia="Avenir Next"/>
                 <w:b/>
                 <w:color w:val="003A70"/>
+                <w:sz w:val="22"/>
+                <w:szCs w:val="20"/>
+              </w:rPr>
+              <w:t xml:space="preserve">b.</w:t>
+            </w:r>
+            <w:r>
+              <w:rPr>
+                <w:rFonts w:ascii="Avenir Next" w:hAnsi="Avenir Next" w:cs="Avenir Next" w:eastAsia="Avenir Next"/>
+                <w:color w:val="1A1A1A"/>
                 <w:sz w:val="20"/>
                 <w:szCs w:val="20"/>
               </w:rPr>
-              <w:t xml:space="preserve">b.</w:t>
-            </w:r>
-            <w:r>
-              <w:rPr>
-                <w:rFonts w:ascii="Avenir Next" w:hAnsi="Avenir Next" w:cs="Avenir Next" w:eastAsia="Avenir Next"/>
-                <w:color w:val="1A1A1A"/>
-                <w:sz w:val="20"/>
-                <w:szCs w:val="20"/>
-              </w:rPr>
               <w:tab/>
             </w:r>
             <w:r>
               <w:rPr>
                 <w:rFonts w:ascii="Avenir Next" w:hAnsi="Avenir Next" w:cs="Avenir Next" w:eastAsia="Avenir Next"/>
                 <w:color w:val="1A1A1A"/>
-                <w:sz w:val="20"/>
+                <w:sz w:val="22"/>
                 <w:szCs w:val="20"/>
               </w:rPr>
               <w:t xml:space="preserve">Test </w:t>
@@ -1846,7 +1850,7 @@
                 <w:rFonts w:ascii="Avenir Next" w:hAnsi="Avenir Next" w:cs="Avenir Next" w:eastAsia="Avenir Next"/>
                 <w:i/>
                 <w:color w:val="1A1A1A"/>
-                <w:sz w:val="20"/>
+                <w:sz w:val="22"/>
                 <w:szCs w:val="20"/>
               </w:rPr>
               <w:t xml:space="preserve">j</w:t>
@@ -1855,7 +1859,7 @@
               <w:rPr>
                 <w:rFonts w:ascii="Avenir Next" w:hAnsi="Avenir Next" w:cs="Avenir Next" w:eastAsia="Avenir Next"/>
                 <w:color w:val="1A1A1A"/>
-                <w:sz w:val="20"/>
+                <w:sz w:val="22"/>
                 <w:szCs w:val="20"/>
               </w:rPr>
               <w:t xml:space="preserve"> = 19.</w:t>
@@ -1894,25 +1898,25 @@
                 <w:rFonts w:ascii="Avenir Next" w:hAnsi="Avenir Next" w:cs="Avenir Next" w:eastAsia="Avenir Next"/>
                 <w:b/>
                 <w:color w:val="003A70"/>
+                <w:sz w:val="22"/>
+                <w:szCs w:val="20"/>
+              </w:rPr>
+              <w:t xml:space="preserve">c.</w:t>
+            </w:r>
+            <w:r>
+              <w:rPr>
+                <w:rFonts w:ascii="Avenir Next" w:hAnsi="Avenir Next" w:cs="Avenir Next" w:eastAsia="Avenir Next"/>
+                <w:color w:val="1A1A1A"/>
                 <w:sz w:val="20"/>
                 <w:szCs w:val="20"/>
               </w:rPr>
-              <w:t xml:space="preserve">c.</w:t>
-            </w:r>
-            <w:r>
-              <w:rPr>
-                <w:rFonts w:ascii="Avenir Next" w:hAnsi="Avenir Next" w:cs="Avenir Next" w:eastAsia="Avenir Next"/>
-                <w:color w:val="1A1A1A"/>
-                <w:sz w:val="20"/>
-                <w:szCs w:val="20"/>
-              </w:rPr>
               <w:tab/>
             </w:r>
             <w:r>
               <w:rPr>
                 <w:rFonts w:ascii="Avenir Next" w:hAnsi="Avenir Next" w:cs="Avenir Next" w:eastAsia="Avenir Next"/>
                 <w:color w:val="1A1A1A"/>
-                <w:sz w:val="20"/>
+                <w:sz w:val="22"/>
                 <w:szCs w:val="20"/>
               </w:rPr>
               <w:t xml:space="preserve">Which value is the solution?</w:t>
@@ -1942,12 +1946,12 @@
     </w:tbl>
     <w:p>
       <w:pPr>
-        <w:spacing w:before="0" w:after="0" w:line="20" w:lineRule="exact"/>
+        <w:spacing w:before="0" w:after="0" w:line="50" w:lineRule="exact"/>
       </w:pPr>
     </w:p>
     <w:p>
       <w:pPr>
-        <w:spacing w:before="0" w:after="0" w:line="20" w:lineRule="exact"/>
+        <w:spacing w:before="0" w:after="0" w:line="50" w:lineRule="exact"/>
       </w:pPr>
     </w:p>
     <w:tbl>
@@ -1997,18 +2001,18 @@
                 <w:rFonts w:ascii="Avenir Next" w:hAnsi="Avenir Next" w:cs="Avenir Next" w:eastAsia="Avenir Next"/>
                 <w:b/>
                 <w:color w:val="1A1A1A"/>
+                <w:sz w:val="22"/>
+                <w:szCs w:val="20"/>
+              </w:rPr>
+              <w:t xml:space="preserve">3.</w:t>
+            </w:r>
+            <w:r>
+              <w:rPr>
+                <w:rFonts w:ascii="Avenir Next" w:hAnsi="Avenir Next" w:cs="Avenir Next" w:eastAsia="Avenir Next"/>
+                <w:color w:val="1A1A1A"/>
                 <w:sz w:val="20"/>
                 <w:szCs w:val="20"/>
               </w:rPr>
-              <w:t xml:space="preserve">3.</w:t>
-            </w:r>
-            <w:r>
-              <w:rPr>
-                <w:rFonts w:ascii="Avenir Next" w:hAnsi="Avenir Next" w:cs="Avenir Next" w:eastAsia="Avenir Next"/>
-                <w:color w:val="1A1A1A"/>
-                <w:sz w:val="20"/>
-                <w:szCs w:val="20"/>
-              </w:rPr>
               <w:tab/>
             </w:r>
             <w:r>
@@ -2016,7 +2020,7 @@
                 <w:rFonts w:ascii="Avenir Next" w:hAnsi="Avenir Next" w:cs="Avenir Next" w:eastAsia="Avenir Next"/>
                 <w:b/>
                 <w:color w:val="1A1A1A"/>
-                <w:sz w:val="20"/>
+                <w:sz w:val="22"/>
                 <w:szCs w:val="20"/>
               </w:rPr>
               <w:t xml:space="preserve">Pencil Packs.  </w:t>
@@ -2025,7 +2029,7 @@
               <w:rPr>
                 <w:rFonts w:ascii="Avenir Next" w:hAnsi="Avenir Next" w:cs="Avenir Next" w:eastAsia="Avenir Next"/>
                 <w:color w:val="1A1A1A"/>
-                <w:sz w:val="20"/>
+                <w:sz w:val="22"/>
                 <w:szCs w:val="20"/>
               </w:rPr>
               <w:t xml:space="preserve">Tanisha wrote 6</w:t>
@@ -2035,7 +2039,7 @@
                 <w:rFonts w:ascii="Avenir Next" w:hAnsi="Avenir Next" w:cs="Avenir Next" w:eastAsia="Avenir Next"/>
                 <w:i/>
                 <w:color w:val="1A1A1A"/>
-                <w:sz w:val="20"/>
+                <w:sz w:val="22"/>
                 <w:szCs w:val="20"/>
               </w:rPr>
               <w:t xml:space="preserve">p</w:t>
@@ -2044,7 +2048,7 @@
               <w:rPr>
                 <w:rFonts w:ascii="Avenir Next" w:hAnsi="Avenir Next" w:cs="Avenir Next" w:eastAsia="Avenir Next"/>
                 <w:color w:val="1A1A1A"/>
-                <w:sz w:val="20"/>
+                <w:sz w:val="22"/>
                 <w:szCs w:val="20"/>
               </w:rPr>
               <w:t xml:space="preserve"> = 72 for packs of pencils. Find the solution. Prove it.</w:t>
@@ -2052,7 +2056,7 @@
           </w:p>
           <w:p>
             <w:pPr>
-              <w:spacing w:before="0" w:after="0" w:line="60" w:lineRule="auto"/>
+              <w:spacing w:before="0" w:after="0" w:line="50" w:lineRule="exact"/>
             </w:pPr>
           </w:p>
           <w:tbl>
@@ -2121,7 +2125,7 @@
                 <w:rFonts w:ascii="Avenir Next" w:hAnsi="Avenir Next" w:cs="Avenir Next" w:eastAsia="Avenir Next"/>
                 <w:b/>
                 <w:color w:val="1A1A1A"/>
-                <w:sz w:val="18"/>
+                <w:sz w:val="22"/>
                 <w:szCs w:val="18"/>
               </w:rPr>
               <w:t xml:space="preserve">p =</w:t>
@@ -2141,12 +2145,12 @@
     </w:tbl>
     <w:p>
       <w:pPr>
-        <w:spacing w:before="0" w:after="0" w:line="20" w:lineRule="exact"/>
+        <w:spacing w:before="0" w:after="0" w:line="50" w:lineRule="exact"/>
       </w:pPr>
     </w:p>
     <w:p>
       <w:pPr>
-        <w:spacing w:before="0" w:after="0" w:line="20" w:lineRule="exact"/>
+        <w:spacing w:before="0" w:after="0" w:line="50" w:lineRule="exact"/>
       </w:pPr>
     </w:p>
     <w:tbl>
@@ -2197,18 +2201,18 @@
                 <w:rFonts w:ascii="Avenir Next" w:hAnsi="Avenir Next" w:cs="Avenir Next" w:eastAsia="Avenir Next"/>
                 <w:b/>
                 <w:color w:val="1A1A1A"/>
+                <w:sz w:val="22"/>
+                <w:szCs w:val="20"/>
+              </w:rPr>
+              <w:t xml:space="preserve">4.</w:t>
+            </w:r>
+            <w:r>
+              <w:rPr>
+                <w:rFonts w:ascii="Avenir Next" w:hAnsi="Avenir Next" w:cs="Avenir Next" w:eastAsia="Avenir Next"/>
+                <w:color w:val="1A1A1A"/>
                 <w:sz w:val="20"/>
                 <w:szCs w:val="20"/>
               </w:rPr>
-              <w:t xml:space="preserve">4.</w:t>
-            </w:r>
-            <w:r>
-              <w:rPr>
-                <w:rFonts w:ascii="Avenir Next" w:hAnsi="Avenir Next" w:cs="Avenir Next" w:eastAsia="Avenir Next"/>
-                <w:color w:val="1A1A1A"/>
-                <w:sz w:val="20"/>
-                <w:szCs w:val="20"/>
-              </w:rPr>
               <w:tab/>
             </w:r>
             <w:r>
@@ -2216,7 +2220,7 @@
                 <w:rFonts w:ascii="Avenir Next" w:hAnsi="Avenir Next" w:cs="Avenir Next" w:eastAsia="Avenir Next"/>
                 <w:b/>
                 <w:color w:val="1A1A1A"/>
-                <w:sz w:val="20"/>
+                <w:sz w:val="22"/>
                 <w:szCs w:val="20"/>
               </w:rPr>
               <w:t xml:space="preserve">Bake Sale.  </w:t>
@@ -2225,7 +2229,7 @@
               <w:rPr>
                 <w:rFonts w:ascii="Avenir Next" w:hAnsi="Avenir Next" w:cs="Avenir Next" w:eastAsia="Avenir Next"/>
                 <w:color w:val="1A1A1A"/>
-                <w:sz w:val="20"/>
+                <w:sz w:val="22"/>
                 <w:szCs w:val="20"/>
               </w:rPr>
               <w:t xml:space="preserve">Amara wrote </w:t>
@@ -2235,7 +2239,7 @@
                 <w:rFonts w:ascii="Avenir Next" w:hAnsi="Avenir Next" w:cs="Avenir Next" w:eastAsia="Avenir Next"/>
                 <w:i/>
                 <w:color w:val="1A1A1A"/>
-                <w:sz w:val="20"/>
+                <w:sz w:val="22"/>
                 <w:szCs w:val="20"/>
               </w:rPr>
               <w:t xml:space="preserve">c</w:t>
@@ -2244,7 +2248,7 @@
               <w:rPr>
                 <w:rFonts w:ascii="Avenir Next" w:hAnsi="Avenir Next" w:cs="Avenir Next" w:eastAsia="Avenir Next"/>
                 <w:color w:val="1A1A1A"/>
-                <w:sz w:val="20"/>
+                <w:sz w:val="22"/>
                 <w:szCs w:val="20"/>
               </w:rPr>
               <w:t xml:space="preserve"> − 24 = 36 for cupcakes left. Is </w:t>
@@ -2254,7 +2258,7 @@
                 <w:rFonts w:ascii="Avenir Next" w:hAnsi="Avenir Next" w:cs="Avenir Next" w:eastAsia="Avenir Next"/>
                 <w:i/>
                 <w:color w:val="1A1A1A"/>
-                <w:sz w:val="20"/>
+                <w:sz w:val="22"/>
                 <w:szCs w:val="20"/>
               </w:rPr>
               <w:t xml:space="preserve">c</w:t>
@@ -2263,7 +2267,7 @@
               <w:rPr>
                 <w:rFonts w:ascii="Avenir Next" w:hAnsi="Avenir Next" w:cs="Avenir Next" w:eastAsia="Avenir Next"/>
                 <w:color w:val="1A1A1A"/>
-                <w:sz w:val="20"/>
+                <w:sz w:val="22"/>
                 <w:szCs w:val="20"/>
               </w:rPr>
               <w:t xml:space="preserve"> = 60 a solution? Check.</w:t>
@@ -2280,7 +2284,7 @@
                 <w:rFonts w:ascii="Avenir Next" w:hAnsi="Avenir Next" w:cs="Avenir Next" w:eastAsia="Avenir Next"/>
                 <w:b/>
                 <w:color w:val="003A70"/>
-                <w:sz w:val="17"/>
+                <w:sz w:val="22"/>
                 <w:szCs w:val="17"/>
               </w:rPr>
               <w:t xml:space="preserve">Hint  </w:t>
@@ -2290,7 +2294,7 @@
                 <w:rFonts w:ascii="Avenir Next" w:hAnsi="Avenir Next" w:cs="Avenir Next" w:eastAsia="Avenir Next"/>
                 <w:i/>
                 <w:color w:val="5A5F66"/>
-                <w:sz w:val="17"/>
+                <w:sz w:val="22"/>
                 <w:szCs w:val="17"/>
               </w:rPr>
               <w:t xml:space="preserve">Replace </w:t>
@@ -2300,7 +2304,7 @@
                 <w:rFonts w:ascii="Avenir Next" w:hAnsi="Avenir Next" w:cs="Avenir Next" w:eastAsia="Avenir Next"/>
                 <w:i/>
                 <w:color w:val="5A5F66"/>
-                <w:sz w:val="17"/>
+                <w:sz w:val="22"/>
                 <w:szCs w:val="17"/>
               </w:rPr>
               <w:t xml:space="preserve">c</w:t>
@@ -2310,7 +2314,7 @@
                 <w:rFonts w:ascii="Avenir Next" w:hAnsi="Avenir Next" w:cs="Avenir Next" w:eastAsia="Avenir Next"/>
                 <w:i/>
                 <w:color w:val="5A5F66"/>
-                <w:sz w:val="17"/>
+                <w:sz w:val="22"/>
                 <w:szCs w:val="17"/>
               </w:rPr>
               <w:t xml:space="preserve"> with 60. Do both sides match?</w:t>
@@ -2318,7 +2322,7 @@
           </w:p>
           <w:p>
             <w:pPr>
-              <w:spacing w:before="0" w:after="0" w:line="60" w:lineRule="auto"/>
+              <w:spacing w:before="0" w:after="0" w:line="50" w:lineRule="exact"/>
             </w:pPr>
           </w:p>
           <w:tbl>
@@ -2387,7 +2391,7 @@
                 <w:rFonts w:ascii="Avenir Next" w:hAnsi="Avenir Next" w:cs="Avenir Next" w:eastAsia="Avenir Next"/>
                 <w:b/>
                 <w:color w:val="1A1A1A"/>
-                <w:sz w:val="18"/>
+                <w:sz w:val="22"/>
                 <w:szCs w:val="18"/>
               </w:rPr>
               <w:t xml:space="preserve">Yes or no</w:t>
@@ -2422,18 +2426,18 @@
                 <w:rFonts w:ascii="Avenir Next" w:hAnsi="Avenir Next" w:cs="Avenir Next" w:eastAsia="Avenir Next"/>
                 <w:b/>
                 <w:color w:val="1A1A1A"/>
+                <w:sz w:val="22"/>
+                <w:szCs w:val="20"/>
+              </w:rPr>
+              <w:t xml:space="preserve">5.</w:t>
+            </w:r>
+            <w:r>
+              <w:rPr>
+                <w:rFonts w:ascii="Avenir Next" w:hAnsi="Avenir Next" w:cs="Avenir Next" w:eastAsia="Avenir Next"/>
+                <w:color w:val="1A1A1A"/>
                 <w:sz w:val="20"/>
                 <w:szCs w:val="20"/>
               </w:rPr>
-              <w:t xml:space="preserve">5.</w:t>
-            </w:r>
-            <w:r>
-              <w:rPr>
-                <w:rFonts w:ascii="Avenir Next" w:hAnsi="Avenir Next" w:cs="Avenir Next" w:eastAsia="Avenir Next"/>
-                <w:color w:val="1A1A1A"/>
-                <w:sz w:val="20"/>
-                <w:szCs w:val="20"/>
-              </w:rPr>
               <w:tab/>
             </w:r>
             <w:r>
@@ -2441,7 +2445,7 @@
                 <w:rFonts w:ascii="Avenir Next" w:hAnsi="Avenir Next" w:cs="Avenir Next" w:eastAsia="Avenir Next"/>
                 <w:b/>
                 <w:color w:val="1A1A1A"/>
-                <w:sz w:val="20"/>
+                <w:sz w:val="22"/>
                 <w:szCs w:val="20"/>
               </w:rPr>
               <w:t xml:space="preserve">Equal Teams.  </w:t>
@@ -2450,7 +2454,7 @@
               <w:rPr>
                 <w:rFonts w:ascii="Avenir Next" w:hAnsi="Avenir Next" w:cs="Avenir Next" w:eastAsia="Avenir Next"/>
                 <w:color w:val="1A1A1A"/>
-                <w:sz w:val="20"/>
+                <w:sz w:val="22"/>
                 <w:szCs w:val="20"/>
               </w:rPr>
               <w:t xml:space="preserve">Coach writes 4</w:t>
@@ -2460,7 +2464,7 @@
                 <w:rFonts w:ascii="Avenir Next" w:hAnsi="Avenir Next" w:cs="Avenir Next" w:eastAsia="Avenir Next"/>
                 <w:i/>
                 <w:color w:val="1A1A1A"/>
-                <w:sz w:val="20"/>
+                <w:sz w:val="22"/>
                 <w:szCs w:val="20"/>
               </w:rPr>
               <w:t xml:space="preserve">t</w:t>
@@ -2469,7 +2473,7 @@
               <w:rPr>
                 <w:rFonts w:ascii="Avenir Next" w:hAnsi="Avenir Next" w:cs="Avenir Next" w:eastAsia="Avenir Next"/>
                 <w:color w:val="1A1A1A"/>
-                <w:sz w:val="20"/>
+                <w:sz w:val="22"/>
                 <w:szCs w:val="20"/>
               </w:rPr>
               <w:t xml:space="preserve"> = 28 for equal teams. Ray says </w:t>
@@ -2479,7 +2483,7 @@
                 <w:rFonts w:ascii="Avenir Next" w:hAnsi="Avenir Next" w:cs="Avenir Next" w:eastAsia="Avenir Next"/>
                 <w:i/>
                 <w:color w:val="1A1A1A"/>
-                <w:sz w:val="20"/>
+                <w:sz w:val="22"/>
                 <w:szCs w:val="20"/>
               </w:rPr>
               <w:t xml:space="preserve">t</w:t>
@@ -2488,7 +2492,7 @@
               <w:rPr>
                 <w:rFonts w:ascii="Avenir Next" w:hAnsi="Avenir Next" w:cs="Avenir Next" w:eastAsia="Avenir Next"/>
                 <w:color w:val="1A1A1A"/>
-                <w:sz w:val="20"/>
+                <w:sz w:val="22"/>
                 <w:szCs w:val="20"/>
               </w:rPr>
               <w:t xml:space="preserve"> = 7. Is Ray correct? Check.</w:t>
@@ -2505,7 +2509,7 @@
                 <w:rFonts w:ascii="Avenir Next" w:hAnsi="Avenir Next" w:cs="Avenir Next" w:eastAsia="Avenir Next"/>
                 <w:b/>
                 <w:color w:val="003A70"/>
-                <w:sz w:val="17"/>
+                <w:sz w:val="22"/>
                 <w:szCs w:val="17"/>
               </w:rPr>
               <w:t xml:space="preserve">Hint  </w:t>
@@ -2515,7 +2519,7 @@
                 <w:rFonts w:ascii="Avenir Next" w:hAnsi="Avenir Next" w:cs="Avenir Next" w:eastAsia="Avenir Next"/>
                 <w:i/>
                 <w:color w:val="5A5F66"/>
-                <w:sz w:val="17"/>
+                <w:sz w:val="22"/>
                 <w:szCs w:val="17"/>
               </w:rPr>
               <w:t xml:space="preserve">4</w:t>
@@ -2525,7 +2529,7 @@
                 <w:rFonts w:ascii="Avenir Next" w:hAnsi="Avenir Next" w:cs="Avenir Next" w:eastAsia="Avenir Next"/>
                 <w:i/>
                 <w:color w:val="5A5F66"/>
-                <w:sz w:val="17"/>
+                <w:sz w:val="22"/>
                 <w:szCs w:val="17"/>
               </w:rPr>
               <w:t xml:space="preserve">t</w:t>
@@ -2535,7 +2539,7 @@
                 <w:rFonts w:ascii="Avenir Next" w:hAnsi="Avenir Next" w:cs="Avenir Next" w:eastAsia="Avenir Next"/>
                 <w:i/>
                 <w:color w:val="5A5F66"/>
-                <w:sz w:val="17"/>
+                <w:sz w:val="22"/>
                 <w:szCs w:val="17"/>
               </w:rPr>
               <w:t xml:space="preserve"> means 4 × </w:t>
@@ -2545,7 +2549,7 @@
                 <w:rFonts w:ascii="Avenir Next" w:hAnsi="Avenir Next" w:cs="Avenir Next" w:eastAsia="Avenir Next"/>
                 <w:i/>
                 <w:color w:val="5A5F66"/>
-                <w:sz w:val="17"/>
+                <w:sz w:val="22"/>
                 <w:szCs w:val="17"/>
               </w:rPr>
               <w:t xml:space="preserve">t</w:t>
@@ -2555,7 +2559,7 @@
                 <w:rFonts w:ascii="Avenir Next" w:hAnsi="Avenir Next" w:cs="Avenir Next" w:eastAsia="Avenir Next"/>
                 <w:i/>
                 <w:color w:val="5A5F66"/>
-                <w:sz w:val="17"/>
+                <w:sz w:val="22"/>
                 <w:szCs w:val="17"/>
               </w:rPr>
               <w:t xml:space="preserve">.</w:t>
@@ -2563,7 +2567,7 @@
           </w:p>
           <w:p>
             <w:pPr>
-              <w:spacing w:before="0" w:after="0" w:line="60" w:lineRule="auto"/>
+              <w:spacing w:before="0" w:after="0" w:line="50" w:lineRule="exact"/>
             </w:pPr>
           </w:p>
           <w:tbl>
@@ -2632,7 +2636,7 @@
                 <w:rFonts w:ascii="Avenir Next" w:hAnsi="Avenir Next" w:cs="Avenir Next" w:eastAsia="Avenir Next"/>
                 <w:b/>
                 <w:color w:val="1A1A1A"/>
-                <w:sz w:val="18"/>
+                <w:sz w:val="22"/>
                 <w:szCs w:val="18"/>
               </w:rPr>
               <w:t xml:space="preserve">Yes or no</w:t>
@@ -2652,12 +2656,12 @@
     </w:tbl>
     <w:p>
       <w:pPr>
-        <w:spacing w:before="0" w:after="0" w:line="20" w:lineRule="exact"/>
+        <w:spacing w:before="0" w:after="0" w:line="50" w:lineRule="exact"/>
       </w:pPr>
     </w:p>
     <w:p>
       <w:pPr>
-        <w:spacing w:before="0" w:after="0" w:line="20" w:lineRule="exact"/>
+        <w:spacing w:before="0" w:after="0" w:line="50" w:lineRule="exact"/>
       </w:pPr>
     </w:p>
     <w:tbl>
@@ -2707,18 +2711,18 @@
                 <w:rFonts w:ascii="Avenir Next" w:hAnsi="Avenir Next" w:cs="Avenir Next" w:eastAsia="Avenir Next"/>
                 <w:b/>
                 <w:color w:val="1A1A1A"/>
+                <w:sz w:val="22"/>
+                <w:szCs w:val="20"/>
+              </w:rPr>
+              <w:t xml:space="preserve">6.</w:t>
+            </w:r>
+            <w:r>
+              <w:rPr>
+                <w:rFonts w:ascii="Avenir Next" w:hAnsi="Avenir Next" w:cs="Avenir Next" w:eastAsia="Avenir Next"/>
+                <w:color w:val="1A1A1A"/>
                 <w:sz w:val="20"/>
                 <w:szCs w:val="20"/>
               </w:rPr>
-              <w:t xml:space="preserve">6.</w:t>
-            </w:r>
-            <w:r>
-              <w:rPr>
-                <w:rFonts w:ascii="Avenir Next" w:hAnsi="Avenir Next" w:cs="Avenir Next" w:eastAsia="Avenir Next"/>
-                <w:color w:val="1A1A1A"/>
-                <w:sz w:val="20"/>
-                <w:szCs w:val="20"/>
-              </w:rPr>
               <w:tab/>
             </w:r>
             <w:r>
@@ -2726,7 +2730,7 @@
                 <w:rFonts w:ascii="Avenir Next" w:hAnsi="Avenir Next" w:cs="Avenir Next" w:eastAsia="Avenir Next"/>
                 <w:b/>
                 <w:color w:val="1A1A1A"/>
-                <w:sz w:val="20"/>
+                <w:sz w:val="22"/>
                 <w:szCs w:val="20"/>
               </w:rPr>
               <w:t xml:space="preserve">Library Fine.  </w:t>
@@ -2735,7 +2739,7 @@
               <w:rPr>
                 <w:rFonts w:ascii="Avenir Next" w:hAnsi="Avenir Next" w:cs="Avenir Next" w:eastAsia="Avenir Next"/>
                 <w:color w:val="1A1A1A"/>
-                <w:sz w:val="20"/>
+                <w:sz w:val="22"/>
                 <w:szCs w:val="20"/>
               </w:rPr>
               <w:t xml:space="preserve">Jun owes a library fine. After he pays $2, he still owes $11. Write an equation using </w:t>
@@ -2745,7 +2749,7 @@
                 <w:rFonts w:ascii="Avenir Next" w:hAnsi="Avenir Next" w:cs="Avenir Next" w:eastAsia="Avenir Next"/>
                 <w:i/>
                 <w:color w:val="1A1A1A"/>
-                <w:sz w:val="20"/>
+                <w:sz w:val="22"/>
                 <w:szCs w:val="20"/>
               </w:rPr>
               <w:t xml:space="preserve">f</w:t>
@@ -2754,7 +2758,7 @@
               <w:rPr>
                 <w:rFonts w:ascii="Avenir Next" w:hAnsi="Avenir Next" w:cs="Avenir Next" w:eastAsia="Avenir Next"/>
                 <w:color w:val="1A1A1A"/>
-                <w:sz w:val="20"/>
+                <w:sz w:val="22"/>
                 <w:szCs w:val="20"/>
               </w:rPr>
               <w:t xml:space="preserve"> for the starting fine. Then find </w:t>
@@ -2764,7 +2768,7 @@
                 <w:rFonts w:ascii="Avenir Next" w:hAnsi="Avenir Next" w:cs="Avenir Next" w:eastAsia="Avenir Next"/>
                 <w:i/>
                 <w:color w:val="1A1A1A"/>
-                <w:sz w:val="20"/>
+                <w:sz w:val="22"/>
                 <w:szCs w:val="20"/>
               </w:rPr>
               <w:t xml:space="preserve">f</w:t>
@@ -2773,7 +2777,7 @@
               <w:rPr>
                 <w:rFonts w:ascii="Avenir Next" w:hAnsi="Avenir Next" w:cs="Avenir Next" w:eastAsia="Avenir Next"/>
                 <w:color w:val="1A1A1A"/>
-                <w:sz w:val="20"/>
+                <w:sz w:val="22"/>
                 <w:szCs w:val="20"/>
               </w:rPr>
               <w:t xml:space="preserve"> by testing values.</w:t>
@@ -2790,7 +2794,7 @@
                 <w:rFonts w:ascii="Avenir Next" w:hAnsi="Avenir Next" w:cs="Avenir Next" w:eastAsia="Avenir Next"/>
                 <w:b/>
                 <w:color w:val="003A70"/>
-                <w:sz w:val="17"/>
+                <w:sz w:val="22"/>
                 <w:szCs w:val="17"/>
               </w:rPr>
               <w:t xml:space="preserve">Hint  </w:t>
@@ -2800,7 +2804,7 @@
                 <w:rFonts w:ascii="Avenir Next" w:hAnsi="Avenir Next" w:cs="Avenir Next" w:eastAsia="Avenir Next"/>
                 <w:i/>
                 <w:color w:val="5A5F66"/>
-                <w:sz w:val="17"/>
+                <w:sz w:val="22"/>
                 <w:szCs w:val="17"/>
               </w:rPr>
               <w:t xml:space="preserve">Start minus what he paid leaves what he owes.</w:t>
@@ -2808,7 +2812,7 @@
           </w:p>
           <w:p>
             <w:pPr>
-              <w:spacing w:before="0" w:after="0" w:line="60" w:lineRule="auto"/>
+              <w:spacing w:before="0" w:after="0" w:line="50" w:lineRule="exact"/>
             </w:pPr>
           </w:p>
           <w:tbl>
@@ -2877,7 +2881,7 @@
                 <w:rFonts w:ascii="Avenir Next" w:hAnsi="Avenir Next" w:cs="Avenir Next" w:eastAsia="Avenir Next"/>
                 <w:b/>
                 <w:color w:val="1A1A1A"/>
-                <w:sz w:val="18"/>
+                <w:sz w:val="22"/>
                 <w:szCs w:val="18"/>
               </w:rPr>
               <w:t xml:space="preserve">Equation; f</w:t>
@@ -2897,12 +2901,12 @@
     </w:tbl>
     <w:p>
       <w:pPr>
-        <w:spacing w:before="0" w:after="0" w:line="20" w:lineRule="exact"/>
+        <w:spacing w:before="0" w:after="0" w:line="50" w:lineRule="exact"/>
       </w:pPr>
     </w:p>
     <w:p>
       <w:pPr>
-        <w:spacing w:before="0" w:after="0" w:line="20" w:lineRule="exact"/>
+        <w:spacing w:before="0" w:after="0" w:line="50" w:lineRule="exact"/>
       </w:pPr>
     </w:p>
     <w:tbl>
@@ -2952,18 +2956,18 @@
                 <w:rFonts w:ascii="Avenir Next" w:hAnsi="Avenir Next" w:cs="Avenir Next" w:eastAsia="Avenir Next"/>
                 <w:b/>
                 <w:color w:val="1A1A1A"/>
+                <w:sz w:val="22"/>
+                <w:szCs w:val="20"/>
+              </w:rPr>
+              <w:t xml:space="preserve">7.</w:t>
+            </w:r>
+            <w:r>
+              <w:rPr>
+                <w:rFonts w:ascii="Avenir Next" w:hAnsi="Avenir Next" w:cs="Avenir Next" w:eastAsia="Avenir Next"/>
+                <w:color w:val="1A1A1A"/>
                 <w:sz w:val="20"/>
                 <w:szCs w:val="20"/>
               </w:rPr>
-              <w:t xml:space="preserve">7.</w:t>
-            </w:r>
-            <w:r>
-              <w:rPr>
-                <w:rFonts w:ascii="Avenir Next" w:hAnsi="Avenir Next" w:cs="Avenir Next" w:eastAsia="Avenir Next"/>
-                <w:color w:val="1A1A1A"/>
-                <w:sz w:val="20"/>
-                <w:szCs w:val="20"/>
-              </w:rPr>
               <w:tab/>
             </w:r>
             <w:r>
@@ -2971,7 +2975,7 @@
                 <w:rFonts w:ascii="Avenir Next" w:hAnsi="Avenir Next" w:cs="Avenir Next" w:eastAsia="Avenir Next"/>
                 <w:b/>
                 <w:color w:val="1A1A1A"/>
-                <w:sz w:val="20"/>
+                <w:sz w:val="22"/>
                 <w:szCs w:val="20"/>
               </w:rPr>
               <w:t xml:space="preserve">Game Tokens.  </w:t>
@@ -2980,7 +2984,7 @@
               <w:rPr>
                 <w:rFonts w:ascii="Avenir Next" w:hAnsi="Avenir Next" w:cs="Avenir Next" w:eastAsia="Avenir Next"/>
                 <w:color w:val="1A1A1A"/>
-                <w:sz w:val="20"/>
+                <w:sz w:val="22"/>
                 <w:szCs w:val="20"/>
               </w:rPr>
               <w:t xml:space="preserve">Deshawn wrote 5</w:t>
@@ -2990,7 +2994,7 @@
                 <w:rFonts w:ascii="Avenir Next" w:hAnsi="Avenir Next" w:cs="Avenir Next" w:eastAsia="Avenir Next"/>
                 <w:i/>
                 <w:color w:val="1A1A1A"/>
-                <w:sz w:val="20"/>
+                <w:sz w:val="22"/>
                 <w:szCs w:val="20"/>
               </w:rPr>
               <w:t xml:space="preserve">g</w:t>
@@ -2999,7 +3003,7 @@
               <w:rPr>
                 <w:rFonts w:ascii="Avenir Next" w:hAnsi="Avenir Next" w:cs="Avenir Next" w:eastAsia="Avenir Next"/>
                 <w:color w:val="1A1A1A"/>
-                <w:sz w:val="20"/>
+                <w:sz w:val="22"/>
                 <w:szCs w:val="20"/>
               </w:rPr>
               <w:t xml:space="preserve"> = 45 for the games he can play with 45 tokens. He says </w:t>
@@ -3009,7 +3013,7 @@
                 <w:rFonts w:ascii="Avenir Next" w:hAnsi="Avenir Next" w:cs="Avenir Next" w:eastAsia="Avenir Next"/>
                 <w:i/>
                 <w:color w:val="1A1A1A"/>
-                <w:sz w:val="20"/>
+                <w:sz w:val="22"/>
                 <w:szCs w:val="20"/>
               </w:rPr>
               <w:t xml:space="preserve">g</w:t>
@@ -3018,7 +3022,7 @@
               <w:rPr>
                 <w:rFonts w:ascii="Avenir Next" w:hAnsi="Avenir Next" w:cs="Avenir Next" w:eastAsia="Avenir Next"/>
                 <w:color w:val="1A1A1A"/>
-                <w:sz w:val="20"/>
+                <w:sz w:val="22"/>
                 <w:szCs w:val="20"/>
               </w:rPr>
               <w:t xml:space="preserve"> = 8. Check his value. Then find the real solution.</w:t>
@@ -3035,7 +3039,7 @@
                 <w:rFonts w:ascii="Avenir Next" w:hAnsi="Avenir Next" w:cs="Avenir Next" w:eastAsia="Avenir Next"/>
                 <w:b/>
                 <w:color w:val="003A70"/>
-                <w:sz w:val="17"/>
+                <w:sz w:val="22"/>
                 <w:szCs w:val="17"/>
               </w:rPr>
               <w:t xml:space="preserve">Hint  </w:t>
@@ -3045,7 +3049,7 @@
                 <w:rFonts w:ascii="Avenir Next" w:hAnsi="Avenir Next" w:cs="Avenir Next" w:eastAsia="Avenir Next"/>
                 <w:i/>
                 <w:color w:val="5A5F66"/>
-                <w:sz w:val="17"/>
+                <w:sz w:val="22"/>
                 <w:szCs w:val="17"/>
               </w:rPr>
               <w:t xml:space="preserve">Substitute his value first. Then try the next number.</w:t>
@@ -3053,7 +3057,7 @@
           </w:p>
           <w:p>
             <w:pPr>
-              <w:spacing w:before="0" w:after="0" w:line="60" w:lineRule="auto"/>
+              <w:spacing w:before="0" w:after="0" w:line="50" w:lineRule="exact"/>
             </w:pPr>
           </w:p>
           <w:tbl>
@@ -3122,7 +3126,7 @@
                 <w:rFonts w:ascii="Avenir Next" w:hAnsi="Avenir Next" w:cs="Avenir Next" w:eastAsia="Avenir Next"/>
                 <w:b/>
                 <w:color w:val="1A1A1A"/>
-                <w:sz w:val="18"/>
+                <w:sz w:val="22"/>
                 <w:szCs w:val="18"/>
               </w:rPr>
               <w:t xml:space="preserve">g =</w:t>
@@ -3142,12 +3146,12 @@
     </w:tbl>
     <w:p>
       <w:pPr>
-        <w:spacing w:before="0" w:after="0" w:line="20" w:lineRule="exact"/>
+        <w:spacing w:before="0" w:after="0" w:line="50" w:lineRule="exact"/>
       </w:pPr>
     </w:p>
     <w:p>
       <w:pPr>
-        <w:spacing w:before="0" w:after="0" w:line="20" w:lineRule="exact"/>
+        <w:spacing w:before="0" w:after="0" w:line="50" w:lineRule="exact"/>
       </w:pPr>
     </w:p>
     <w:tbl>
@@ -3197,18 +3201,18 @@
                 <w:rFonts w:ascii="Avenir Next" w:hAnsi="Avenir Next" w:cs="Avenir Next" w:eastAsia="Avenir Next"/>
                 <w:b/>
                 <w:color w:val="1A1A1A"/>
+                <w:sz w:val="22"/>
+                <w:szCs w:val="20"/>
+              </w:rPr>
+              <w:t xml:space="preserve">8.</w:t>
+            </w:r>
+            <w:r>
+              <w:rPr>
+                <w:rFonts w:ascii="Avenir Next" w:hAnsi="Avenir Next" w:cs="Avenir Next" w:eastAsia="Avenir Next"/>
+                <w:color w:val="1A1A1A"/>
                 <w:sz w:val="20"/>
                 <w:szCs w:val="20"/>
               </w:rPr>
-              <w:t xml:space="preserve">8.</w:t>
-            </w:r>
-            <w:r>
-              <w:rPr>
-                <w:rFonts w:ascii="Avenir Next" w:hAnsi="Avenir Next" w:cs="Avenir Next" w:eastAsia="Avenir Next"/>
-                <w:color w:val="1A1A1A"/>
-                <w:sz w:val="20"/>
-                <w:szCs w:val="20"/>
-              </w:rPr>
               <w:tab/>
             </w:r>
             <w:r>
@@ -3216,7 +3220,7 @@
                 <w:rFonts w:ascii="Avenir Next" w:hAnsi="Avenir Next" w:cs="Avenir Next" w:eastAsia="Avenir Next"/>
                 <w:b/>
                 <w:color w:val="1A1A1A"/>
-                <w:sz w:val="20"/>
+                <w:sz w:val="22"/>
                 <w:szCs w:val="20"/>
               </w:rPr>
               <w:t xml:space="preserve">Number Puzzle.  </w:t>
@@ -3225,7 +3229,7 @@
               <w:rPr>
                 <w:rFonts w:ascii="Avenir Next" w:hAnsi="Avenir Next" w:cs="Avenir Next" w:eastAsia="Avenir Next"/>
                 <w:color w:val="1A1A1A"/>
-                <w:sz w:val="20"/>
+                <w:sz w:val="22"/>
                 <w:szCs w:val="20"/>
               </w:rPr>
               <w:t xml:space="preserve">A puzzle reads: a number plus 17 equals 45.</w:t>
@@ -3245,25 +3249,25 @@
                 <w:rFonts w:ascii="Avenir Next" w:hAnsi="Avenir Next" w:cs="Avenir Next" w:eastAsia="Avenir Next"/>
                 <w:b/>
                 <w:color w:val="003A70"/>
+                <w:sz w:val="22"/>
+                <w:szCs w:val="20"/>
+              </w:rPr>
+              <w:t xml:space="preserve">a.</w:t>
+            </w:r>
+            <w:r>
+              <w:rPr>
+                <w:rFonts w:ascii="Avenir Next" w:hAnsi="Avenir Next" w:cs="Avenir Next" w:eastAsia="Avenir Next"/>
+                <w:color w:val="1A1A1A"/>
                 <w:sz w:val="20"/>
                 <w:szCs w:val="20"/>
               </w:rPr>
-              <w:t xml:space="preserve">a.</w:t>
-            </w:r>
-            <w:r>
-              <w:rPr>
-                <w:rFonts w:ascii="Avenir Next" w:hAnsi="Avenir Next" w:cs="Avenir Next" w:eastAsia="Avenir Next"/>
-                <w:color w:val="1A1A1A"/>
-                <w:sz w:val="20"/>
-                <w:szCs w:val="20"/>
-              </w:rPr>
               <w:tab/>
             </w:r>
             <w:r>
               <w:rPr>
                 <w:rFonts w:ascii="Avenir Next" w:hAnsi="Avenir Next" w:cs="Avenir Next" w:eastAsia="Avenir Next"/>
                 <w:color w:val="1A1A1A"/>
-                <w:sz w:val="20"/>
+                <w:sz w:val="22"/>
                 <w:szCs w:val="20"/>
               </w:rPr>
               <w:t xml:space="preserve">Write the equation using </w:t>
@@ -3273,7 +3277,7 @@
                 <w:rFonts w:ascii="Avenir Next" w:hAnsi="Avenir Next" w:cs="Avenir Next" w:eastAsia="Avenir Next"/>
                 <w:i/>
                 <w:color w:val="1A1A1A"/>
-                <w:sz w:val="20"/>
+                <w:sz w:val="22"/>
                 <w:szCs w:val="20"/>
               </w:rPr>
               <w:t xml:space="preserve">n</w:t>
@@ -3282,7 +3286,7 @@
               <w:rPr>
                 <w:rFonts w:ascii="Avenir Next" w:hAnsi="Avenir Next" w:cs="Avenir Next" w:eastAsia="Avenir Next"/>
                 <w:color w:val="1A1A1A"/>
-                <w:sz w:val="20"/>
+                <w:sz w:val="22"/>
                 <w:szCs w:val="20"/>
               </w:rPr>
               <w:t xml:space="preserve">.</w:t>
@@ -3321,25 +3325,25 @@
                 <w:rFonts w:ascii="Avenir Next" w:hAnsi="Avenir Next" w:cs="Avenir Next" w:eastAsia="Avenir Next"/>
                 <w:b/>
                 <w:color w:val="003A70"/>
+                <w:sz w:val="22"/>
+                <w:szCs w:val="20"/>
+              </w:rPr>
+              <w:t xml:space="preserve">b.</w:t>
+            </w:r>
+            <w:r>
+              <w:rPr>
+                <w:rFonts w:ascii="Avenir Next" w:hAnsi="Avenir Next" w:cs="Avenir Next" w:eastAsia="Avenir Next"/>
+                <w:color w:val="1A1A1A"/>
                 <w:sz w:val="20"/>
                 <w:szCs w:val="20"/>
               </w:rPr>
-              <w:t xml:space="preserve">b.</w:t>
-            </w:r>
-            <w:r>
-              <w:rPr>
-                <w:rFonts w:ascii="Avenir Next" w:hAnsi="Avenir Next" w:cs="Avenir Next" w:eastAsia="Avenir Next"/>
-                <w:color w:val="1A1A1A"/>
-                <w:sz w:val="20"/>
-                <w:szCs w:val="20"/>
-              </w:rPr>
               <w:tab/>
             </w:r>
             <w:r>
               <w:rPr>
                 <w:rFonts w:ascii="Avenir Next" w:hAnsi="Avenir Next" w:cs="Avenir Next" w:eastAsia="Avenir Next"/>
                 <w:color w:val="1A1A1A"/>
-                <w:sz w:val="20"/>
+                <w:sz w:val="22"/>
                 <w:szCs w:val="20"/>
               </w:rPr>
               <w:t xml:space="preserve">Test </w:t>
@@ -3349,7 +3353,7 @@
                 <w:rFonts w:ascii="Avenir Next" w:hAnsi="Avenir Next" w:cs="Avenir Next" w:eastAsia="Avenir Next"/>
                 <w:i/>
                 <w:color w:val="1A1A1A"/>
-                <w:sz w:val="20"/>
+                <w:sz w:val="22"/>
                 <w:szCs w:val="20"/>
               </w:rPr>
               <w:t xml:space="preserve">n</w:t>
@@ -3358,7 +3362,7 @@
               <w:rPr>
                 <w:rFonts w:ascii="Avenir Next" w:hAnsi="Avenir Next" w:cs="Avenir Next" w:eastAsia="Avenir Next"/>
                 <w:color w:val="1A1A1A"/>
-                <w:sz w:val="20"/>
+                <w:sz w:val="22"/>
                 <w:szCs w:val="20"/>
               </w:rPr>
               <w:t xml:space="preserve"> = 28. Is it the solution?</w:t>
@@ -3397,25 +3401,25 @@
                 <w:rFonts w:ascii="Avenir Next" w:hAnsi="Avenir Next" w:cs="Avenir Next" w:eastAsia="Avenir Next"/>
                 <w:b/>
                 <w:color w:val="003A70"/>
+                <w:sz w:val="22"/>
+                <w:szCs w:val="20"/>
+              </w:rPr>
+              <w:t xml:space="preserve">c.</w:t>
+            </w:r>
+            <w:r>
+              <w:rPr>
+                <w:rFonts w:ascii="Avenir Next" w:hAnsi="Avenir Next" w:cs="Avenir Next" w:eastAsia="Avenir Next"/>
+                <w:color w:val="1A1A1A"/>
                 <w:sz w:val="20"/>
                 <w:szCs w:val="20"/>
               </w:rPr>
-              <w:t xml:space="preserve">c.</w:t>
-            </w:r>
-            <w:r>
-              <w:rPr>
-                <w:rFonts w:ascii="Avenir Next" w:hAnsi="Avenir Next" w:cs="Avenir Next" w:eastAsia="Avenir Next"/>
-                <w:color w:val="1A1A1A"/>
-                <w:sz w:val="20"/>
-                <w:szCs w:val="20"/>
-              </w:rPr>
               <w:tab/>
             </w:r>
             <w:r>
               <w:rPr>
                 <w:rFonts w:ascii="Avenir Next" w:hAnsi="Avenir Next" w:cs="Avenir Next" w:eastAsia="Avenir Next"/>
                 <w:color w:val="1A1A1A"/>
-                <w:sz w:val="20"/>
+                <w:sz w:val="22"/>
                 <w:szCs w:val="20"/>
               </w:rPr>
               <w:t xml:space="preserve">How is testing a value different from solving?</w:t>
@@ -3445,11 +3449,12 @@
     </w:tbl>
     <w:p>
       <w:pPr>
-        <w:spacing w:before="0" w:after="0" w:line="20" w:lineRule="exact"/>
+        <w:spacing w:before="0" w:after="0" w:line="50" w:lineRule="exact"/>
       </w:pPr>
     </w:p>
     <w:p>
       <w:pPr>
+        <w:pStyle w:val="Heading2"/>
         <w:keepNext/>
         <w:pBdr>
           <w:bottom w:val="single" w:sz="8" w:space="3" w:color="003A70"/>
@@ -3465,7 +3470,7 @@
           <w:b/>
           <w:color w:val="003A70"/>
           <w:spacing w:val="14"/>
-          <w:sz w:val="19"/>
+          <w:sz w:val="22"/>
           <w:szCs w:val="19"/>
         </w:rPr>
         <w:t xml:space="preserve">FIND THE ERROR</w:t>
@@ -3484,7 +3489,7 @@
           <w:rFonts w:ascii="Avenir Next" w:hAnsi="Avenir Next" w:cs="Avenir Next" w:eastAsia="Avenir Next"/>
           <w:i/>
           <w:color w:val="5A5F66"/>
-          <w:sz w:val="17"/>
+          <w:sz w:val="22"/>
           <w:szCs w:val="17"/>
         </w:rPr>
         <w:t xml:space="preserve">explain the mistake, then fix it</w:t>
@@ -3492,7 +3497,7 @@
     </w:p>
     <w:p>
       <w:pPr>
-        <w:spacing w:before="0" w:after="0" w:line="20" w:lineRule="exact"/>
+        <w:spacing w:before="0" w:after="0" w:line="50" w:lineRule="exact"/>
       </w:pPr>
     </w:p>
     <w:tbl>
@@ -3542,18 +3547,18 @@
                 <w:rFonts w:ascii="Avenir Next" w:hAnsi="Avenir Next" w:cs="Avenir Next" w:eastAsia="Avenir Next"/>
                 <w:b/>
                 <w:color w:val="1A1A1A"/>
+                <w:sz w:val="22"/>
+                <w:szCs w:val="20"/>
+              </w:rPr>
+              <w:t xml:space="preserve">9.</w:t>
+            </w:r>
+            <w:r>
+              <w:rPr>
+                <w:rFonts w:ascii="Avenir Next" w:hAnsi="Avenir Next" w:cs="Avenir Next" w:eastAsia="Avenir Next"/>
+                <w:color w:val="1A1A1A"/>
                 <w:sz w:val="20"/>
                 <w:szCs w:val="20"/>
               </w:rPr>
-              <w:t xml:space="preserve">9.</w:t>
-            </w:r>
-            <w:r>
-              <w:rPr>
-                <w:rFonts w:ascii="Avenir Next" w:hAnsi="Avenir Next" w:cs="Avenir Next" w:eastAsia="Avenir Next"/>
-                <w:color w:val="1A1A1A"/>
-                <w:sz w:val="20"/>
-                <w:szCs w:val="20"/>
-              </w:rPr>
               <w:tab/>
             </w:r>
             <w:r>
@@ -3561,7 +3566,7 @@
                 <w:rFonts w:ascii="Avenir Next" w:hAnsi="Avenir Next" w:cs="Avenir Next" w:eastAsia="Avenir Next"/>
                 <w:b/>
                 <w:color w:val="1A1A1A"/>
-                <w:sz w:val="20"/>
+                <w:sz w:val="22"/>
                 <w:szCs w:val="20"/>
               </w:rPr>
               <w:t xml:space="preserve">Maya’s Work.  </w:t>
@@ -3570,7 +3575,7 @@
               <w:rPr>
                 <w:rFonts w:ascii="Avenir Next" w:hAnsi="Avenir Next" w:cs="Avenir Next" w:eastAsia="Avenir Next"/>
                 <w:color w:val="1A1A1A"/>
-                <w:sz w:val="20"/>
+                <w:sz w:val="22"/>
                 <w:szCs w:val="20"/>
               </w:rPr>
               <w:t xml:space="preserve">To check whether </w:t>
@@ -3580,7 +3585,7 @@
                 <w:rFonts w:ascii="Avenir Next" w:hAnsi="Avenir Next" w:cs="Avenir Next" w:eastAsia="Avenir Next"/>
                 <w:i/>
                 <w:color w:val="1A1A1A"/>
-                <w:sz w:val="20"/>
+                <w:sz w:val="22"/>
                 <w:szCs w:val="20"/>
               </w:rPr>
               <w:t xml:space="preserve">k</w:t>
@@ -3589,7 +3594,7 @@
               <w:rPr>
                 <w:rFonts w:ascii="Avenir Next" w:hAnsi="Avenir Next" w:cs="Avenir Next" w:eastAsia="Avenir Next"/>
                 <w:color w:val="1A1A1A"/>
-                <w:sz w:val="20"/>
+                <w:sz w:val="22"/>
                 <w:szCs w:val="20"/>
               </w:rPr>
               <w:t xml:space="preserve"> = 12 is a solution of </w:t>
@@ -3599,7 +3604,7 @@
                 <w:rFonts w:ascii="Avenir Next" w:hAnsi="Avenir Next" w:cs="Avenir Next" w:eastAsia="Avenir Next"/>
                 <w:i/>
                 <w:color w:val="1A1A1A"/>
-                <w:sz w:val="20"/>
+                <w:sz w:val="22"/>
                 <w:szCs w:val="20"/>
               </w:rPr>
               <w:t xml:space="preserve">k</w:t>
@@ -3608,7 +3613,7 @@
               <w:rPr>
                 <w:rFonts w:ascii="Avenir Next" w:hAnsi="Avenir Next" w:cs="Avenir Next" w:eastAsia="Avenir Next"/>
                 <w:color w:val="1A1A1A"/>
-                <w:sz w:val="20"/>
+                <w:sz w:val="22"/>
                 <w:szCs w:val="20"/>
               </w:rPr>
               <w:t xml:space="preserve"> + 30 = 42, Maya wrote 12 + 30 = 42, so 42 = 42. Then she said the solution is 42. Explain her mistake.</w:t>
@@ -3654,7 +3659,7 @@
                 </w:tcPr>
                 <w:p>
                   <w:pPr>
-                    <w:spacing w:before="0" w:after="0" w:line="240" w:lineRule="auto"/>
+                    <w:spacing w:before="0" w:after="0" w:line="50" w:lineRule="exact"/>
                   </w:pPr>
                 </w:p>
               </w:tc>
@@ -3674,7 +3679,7 @@
                 </w:tcPr>
                 <w:p>
                   <w:pPr>
-                    <w:spacing w:before="0" w:after="0" w:line="240" w:lineRule="auto"/>
+                    <w:spacing w:before="0" w:after="0" w:line="50" w:lineRule="exact"/>
                   </w:pPr>
                 </w:p>
               </w:tc>
@@ -3694,7 +3699,7 @@
                 </w:tcPr>
                 <w:p>
                   <w:pPr>
-                    <w:spacing w:before="0" w:after="0" w:line="240" w:lineRule="auto"/>
+                    <w:spacing w:before="0" w:after="0" w:line="50" w:lineRule="exact"/>
                   </w:pPr>
                 </w:p>
               </w:tc>
@@ -3702,7 +3707,7 @@
           </w:tbl>
           <w:p>
             <w:pPr>
-              <w:spacing w:before="0" w:after="0" w:line="24" w:lineRule="auto"/>
+              <w:spacing w:before="0" w:after="0" w:line="50" w:lineRule="exact"/>
             </w:pPr>
           </w:p>
         </w:tc>
@@ -3710,11 +3715,12 @@
     </w:tbl>
     <w:p>
       <w:pPr>
-        <w:spacing w:before="0" w:after="0" w:line="20" w:lineRule="exact"/>
+        <w:spacing w:before="0" w:after="0" w:line="50" w:lineRule="exact"/>
       </w:pPr>
     </w:p>
     <w:p>
       <w:pPr>
+        <w:pStyle w:val="Heading2"/>
         <w:keepNext/>
         <w:pBdr>
           <w:bottom w:val="single" w:sz="8" w:space="3" w:color="003A70"/>
@@ -3730,7 +3736,7 @@
           <w:b/>
           <w:color w:val="003A70"/>
           <w:spacing w:val="14"/>
-          <w:sz w:val="19"/>
+          <w:sz w:val="22"/>
           <w:szCs w:val="19"/>
         </w:rPr>
         <w:t xml:space="preserve">TEST PRACTICE</w:t>
@@ -3749,7 +3755,7 @@
           <w:rFonts w:ascii="Avenir Next" w:hAnsi="Avenir Next" w:cs="Avenir Next" w:eastAsia="Avenir Next"/>
           <w:i/>
           <w:color w:val="5A5F66"/>
-          <w:sz w:val="17"/>
+          <w:sz w:val="22"/>
           <w:szCs w:val="17"/>
         </w:rPr>
         <w:t xml:space="preserve">choose the best answer</w:t>
@@ -3757,7 +3763,7 @@
     </w:p>
     <w:p>
       <w:pPr>
-        <w:spacing w:before="0" w:after="0" w:line="20" w:lineRule="exact"/>
+        <w:spacing w:before="0" w:after="0" w:line="50" w:lineRule="exact"/>
       </w:pPr>
     </w:p>
     <w:tbl>
@@ -3807,25 +3813,25 @@
                 <w:rFonts w:ascii="Avenir Next" w:hAnsi="Avenir Next" w:cs="Avenir Next" w:eastAsia="Avenir Next"/>
                 <w:b/>
                 <w:color w:val="1A1A1A"/>
+                <w:sz w:val="22"/>
+                <w:szCs w:val="20"/>
+              </w:rPr>
+              <w:t xml:space="preserve">10.</w:t>
+            </w:r>
+            <w:r>
+              <w:rPr>
+                <w:rFonts w:ascii="Avenir Next" w:hAnsi="Avenir Next" w:cs="Avenir Next" w:eastAsia="Avenir Next"/>
+                <w:color w:val="1A1A1A"/>
                 <w:sz w:val="20"/>
                 <w:szCs w:val="20"/>
               </w:rPr>
-              <w:t xml:space="preserve">10.</w:t>
-            </w:r>
-            <w:r>
-              <w:rPr>
-                <w:rFonts w:ascii="Avenir Next" w:hAnsi="Avenir Next" w:cs="Avenir Next" w:eastAsia="Avenir Next"/>
-                <w:color w:val="1A1A1A"/>
-                <w:sz w:val="20"/>
-                <w:szCs w:val="20"/>
-              </w:rPr>
               <w:tab/>
             </w:r>
             <w:r>
               <w:rPr>
                 <w:rFonts w:ascii="Avenir Next" w:hAnsi="Avenir Next" w:cs="Avenir Next" w:eastAsia="Avenir Next"/>
                 <w:color w:val="1A1A1A"/>
-                <w:sz w:val="20"/>
+                <w:sz w:val="22"/>
                 <w:szCs w:val="20"/>
               </w:rPr>
               <w:t xml:space="preserve">Is </w:t>
@@ -3835,7 +3841,7 @@
                 <w:rFonts w:ascii="Avenir Next" w:hAnsi="Avenir Next" w:cs="Avenir Next" w:eastAsia="Avenir Next"/>
                 <w:i/>
                 <w:color w:val="1A1A1A"/>
-                <w:sz w:val="20"/>
+                <w:sz w:val="22"/>
                 <w:szCs w:val="20"/>
               </w:rPr>
               <w:t xml:space="preserve">x</w:t>
@@ -3844,7 +3850,7 @@
               <w:rPr>
                 <w:rFonts w:ascii="Avenir Next" w:hAnsi="Avenir Next" w:cs="Avenir Next" w:eastAsia="Avenir Next"/>
                 <w:color w:val="1A1A1A"/>
-                <w:sz w:val="20"/>
+                <w:sz w:val="22"/>
                 <w:szCs w:val="20"/>
               </w:rPr>
               <w:t xml:space="preserve"> = 6 a solution of </w:t>
@@ -3854,7 +3860,7 @@
                 <w:rFonts w:ascii="Avenir Next" w:hAnsi="Avenir Next" w:cs="Avenir Next" w:eastAsia="Avenir Next"/>
                 <w:i/>
                 <w:color w:val="1A1A1A"/>
-                <w:sz w:val="20"/>
+                <w:sz w:val="22"/>
                 <w:szCs w:val="20"/>
               </w:rPr>
               <w:t xml:space="preserve">x</w:t>
@@ -3863,7 +3869,7 @@
               <w:rPr>
                 <w:rFonts w:ascii="Avenir Next" w:hAnsi="Avenir Next" w:cs="Avenir Next" w:eastAsia="Avenir Next"/>
                 <w:color w:val="1A1A1A"/>
-                <w:sz w:val="20"/>
+                <w:sz w:val="22"/>
                 <w:szCs w:val="20"/>
               </w:rPr>
               <w:t xml:space="preserve"> + 5 = 11?</w:t>
@@ -3919,25 +3925,25 @@
                       <w:rFonts w:ascii="Avenir Next" w:hAnsi="Avenir Next" w:cs="Avenir Next" w:eastAsia="Avenir Next"/>
                       <w:b/>
                       <w:color w:val="003A70"/>
+                      <w:sz w:val="22"/>
+                      <w:szCs w:val="19"/>
+                    </w:rPr>
+                    <w:t xml:space="preserve">A</w:t>
+                  </w:r>
+                  <w:r>
+                    <w:rPr>
+                      <w:rFonts w:ascii="Avenir Next" w:hAnsi="Avenir Next" w:cs="Avenir Next" w:eastAsia="Avenir Next"/>
+                      <w:color w:val="1A1A1A"/>
                       <w:sz w:val="19"/>
                       <w:szCs w:val="19"/>
                     </w:rPr>
-                    <w:t xml:space="preserve">A</w:t>
-                  </w:r>
-                  <w:r>
-                    <w:rPr>
-                      <w:rFonts w:ascii="Avenir Next" w:hAnsi="Avenir Next" w:cs="Avenir Next" w:eastAsia="Avenir Next"/>
-                      <w:color w:val="1A1A1A"/>
-                      <w:sz w:val="19"/>
-                      <w:szCs w:val="19"/>
-                    </w:rPr>
                     <w:tab/>
                   </w:r>
                   <w:r>
                     <w:rPr>
                       <w:rFonts w:ascii="Avenir Next" w:hAnsi="Avenir Next" w:cs="Avenir Next" w:eastAsia="Avenir Next"/>
                       <w:color w:val="1A1A1A"/>
-                      <w:sz w:val="19"/>
+                      <w:sz w:val="22"/>
                       <w:szCs w:val="19"/>
                     </w:rPr>
                     <w:t xml:space="preserve">yes</w:t>
@@ -3962,25 +3968,25 @@
                       <w:rFonts w:ascii="Avenir Next" w:hAnsi="Avenir Next" w:cs="Avenir Next" w:eastAsia="Avenir Next"/>
                       <w:b/>
                       <w:color w:val="003A70"/>
+                      <w:sz w:val="22"/>
+                      <w:szCs w:val="19"/>
+                    </w:rPr>
+                    <w:t xml:space="preserve">B</w:t>
+                  </w:r>
+                  <w:r>
+                    <w:rPr>
+                      <w:rFonts w:ascii="Avenir Next" w:hAnsi="Avenir Next" w:cs="Avenir Next" w:eastAsia="Avenir Next"/>
+                      <w:color w:val="1A1A1A"/>
                       <w:sz w:val="19"/>
                       <w:szCs w:val="19"/>
                     </w:rPr>
-                    <w:t xml:space="preserve">B</w:t>
-                  </w:r>
-                  <w:r>
-                    <w:rPr>
-                      <w:rFonts w:ascii="Avenir Next" w:hAnsi="Avenir Next" w:cs="Avenir Next" w:eastAsia="Avenir Next"/>
-                      <w:color w:val="1A1A1A"/>
-                      <w:sz w:val="19"/>
-                      <w:szCs w:val="19"/>
-                    </w:rPr>
                     <w:tab/>
                   </w:r>
                   <w:r>
                     <w:rPr>
                       <w:rFonts w:ascii="Avenir Next" w:hAnsi="Avenir Next" w:cs="Avenir Next" w:eastAsia="Avenir Next"/>
                       <w:color w:val="1A1A1A"/>
-                      <w:sz w:val="19"/>
+                      <w:sz w:val="22"/>
                       <w:szCs w:val="19"/>
                     </w:rPr>
                     <w:t xml:space="preserve">no</w:t>
@@ -4005,44 +4011,44 @@
                       <w:rFonts w:ascii="Avenir Next" w:hAnsi="Avenir Next" w:cs="Avenir Next" w:eastAsia="Avenir Next"/>
                       <w:b/>
                       <w:color w:val="003A70"/>
+                      <w:sz w:val="22"/>
+                      <w:szCs w:val="19"/>
+                    </w:rPr>
+                    <w:t xml:space="preserve">C</w:t>
+                  </w:r>
+                  <w:r>
+                    <w:rPr>
+                      <w:rFonts w:ascii="Avenir Next" w:hAnsi="Avenir Next" w:cs="Avenir Next" w:eastAsia="Avenir Next"/>
+                      <w:color w:val="1A1A1A"/>
                       <w:sz w:val="19"/>
                       <w:szCs w:val="19"/>
                     </w:rPr>
-                    <w:t xml:space="preserve">C</w:t>
-                  </w:r>
-                  <w:r>
-                    <w:rPr>
-                      <w:rFonts w:ascii="Avenir Next" w:hAnsi="Avenir Next" w:cs="Avenir Next" w:eastAsia="Avenir Next"/>
-                      <w:color w:val="1A1A1A"/>
-                      <w:sz w:val="19"/>
+                    <w:tab/>
+                  </w:r>
+                  <w:r>
+                    <w:rPr>
+                      <w:rFonts w:ascii="Avenir Next" w:hAnsi="Avenir Next" w:cs="Avenir Next" w:eastAsia="Avenir Next"/>
+                      <w:color w:val="1A1A1A"/>
+                      <w:sz w:val="22"/>
                       <w:szCs w:val="19"/>
                     </w:rPr>
-                    <w:tab/>
-                  </w:r>
-                  <w:r>
-                    <w:rPr>
-                      <w:rFonts w:ascii="Avenir Next" w:hAnsi="Avenir Next" w:cs="Avenir Next" w:eastAsia="Avenir Next"/>
-                      <w:color w:val="1A1A1A"/>
-                      <w:sz w:val="19"/>
+                    <w:t xml:space="preserve">only if </w:t>
+                  </w:r>
+                  <w:r>
+                    <w:rPr>
+                      <w:rFonts w:ascii="Avenir Next" w:hAnsi="Avenir Next" w:cs="Avenir Next" w:eastAsia="Avenir Next"/>
+                      <w:i/>
+                      <w:color w:val="1A1A1A"/>
+                      <w:sz w:val="22"/>
                       <w:szCs w:val="19"/>
                     </w:rPr>
-                    <w:t xml:space="preserve">only if </w:t>
-                  </w:r>
-                  <w:r>
-                    <w:rPr>
-                      <w:rFonts w:ascii="Avenir Next" w:hAnsi="Avenir Next" w:cs="Avenir Next" w:eastAsia="Avenir Next"/>
-                      <w:i/>
-                      <w:color w:val="1A1A1A"/>
-                      <w:sz w:val="19"/>
-                      <w:szCs w:val="19"/>
-                    </w:rPr>
                     <w:t xml:space="preserve">x</w:t>
                   </w:r>
                   <w:r>
                     <w:rPr>
                       <w:rFonts w:ascii="Avenir Next" w:hAnsi="Avenir Next" w:cs="Avenir Next" w:eastAsia="Avenir Next"/>
                       <w:color w:val="1A1A1A"/>
-                      <w:sz w:val="19"/>
+                      <w:sz w:val="22"/>
                       <w:szCs w:val="19"/>
                     </w:rPr>
                     <w:t xml:space="preserve"> = 5</w:t>
@@ -4067,25 +4073,25 @@
                       <w:rFonts w:ascii="Avenir Next" w:hAnsi="Avenir Next" w:cs="Avenir Next" w:eastAsia="Avenir Next"/>
                       <w:b/>
                       <w:color w:val="003A70"/>
+                      <w:sz w:val="22"/>
+                      <w:szCs w:val="19"/>
+                    </w:rPr>
+                    <w:t xml:space="preserve">D</w:t>
+                  </w:r>
+                  <w:r>
+                    <w:rPr>
+                      <w:rFonts w:ascii="Avenir Next" w:hAnsi="Avenir Next" w:cs="Avenir Next" w:eastAsia="Avenir Next"/>
+                      <w:color w:val="1A1A1A"/>
                       <w:sz w:val="19"/>
                       <w:szCs w:val="19"/>
                     </w:rPr>
-                    <w:t xml:space="preserve">D</w:t>
-                  </w:r>
-                  <w:r>
-                    <w:rPr>
-                      <w:rFonts w:ascii="Avenir Next" w:hAnsi="Avenir Next" w:cs="Avenir Next" w:eastAsia="Avenir Next"/>
-                      <w:color w:val="1A1A1A"/>
-                      <w:sz w:val="19"/>
-                      <w:szCs w:val="19"/>
-                    </w:rPr>
                     <w:tab/>
                   </w:r>
                   <w:r>
                     <w:rPr>
                       <w:rFonts w:ascii="Avenir Next" w:hAnsi="Avenir Next" w:cs="Avenir Next" w:eastAsia="Avenir Next"/>
                       <w:color w:val="1A1A1A"/>
-                      <w:sz w:val="19"/>
+                      <w:sz w:val="22"/>
                       <w:szCs w:val="19"/>
                     </w:rPr>
                     <w:t xml:space="preserve">cannot tell</w:t>
@@ -4096,7 +4102,7 @@
           </w:tbl>
           <w:p>
             <w:pPr>
-              <w:spacing w:before="0" w:after="0" w:line="24" w:lineRule="auto"/>
+              <w:spacing w:before="0" w:after="0" w:line="50" w:lineRule="exact"/>
             </w:pPr>
           </w:p>
         </w:tc>
@@ -4104,12 +4110,12 @@
     </w:tbl>
     <w:p>
       <w:pPr>
-        <w:spacing w:before="0" w:after="0" w:line="20" w:lineRule="exact"/>
+        <w:spacing w:before="0" w:after="0" w:line="50" w:lineRule="exact"/>
       </w:pPr>
     </w:p>
     <w:p>
       <w:pPr>
-        <w:spacing w:before="0" w:after="0" w:line="20" w:lineRule="exact"/>
+        <w:spacing w:before="0" w:after="0" w:line="50" w:lineRule="exact"/>
       </w:pPr>
     </w:p>
     <w:tbl>
@@ -4159,25 +4165,25 @@
                 <w:rFonts w:ascii="Avenir Next" w:hAnsi="Avenir Next" w:cs="Avenir Next" w:eastAsia="Avenir Next"/>
                 <w:b/>
                 <w:color w:val="1A1A1A"/>
+                <w:sz w:val="22"/>
+                <w:szCs w:val="20"/>
+              </w:rPr>
+              <w:t xml:space="preserve">11.</w:t>
+            </w:r>
+            <w:r>
+              <w:rPr>
+                <w:rFonts w:ascii="Avenir Next" w:hAnsi="Avenir Next" w:cs="Avenir Next" w:eastAsia="Avenir Next"/>
+                <w:color w:val="1A1A1A"/>
                 <w:sz w:val="20"/>
                 <w:szCs w:val="20"/>
               </w:rPr>
-              <w:t xml:space="preserve">11.</w:t>
-            </w:r>
-            <w:r>
-              <w:rPr>
-                <w:rFonts w:ascii="Avenir Next" w:hAnsi="Avenir Next" w:cs="Avenir Next" w:eastAsia="Avenir Next"/>
-                <w:color w:val="1A1A1A"/>
-                <w:sz w:val="20"/>
-                <w:szCs w:val="20"/>
-              </w:rPr>
               <w:tab/>
             </w:r>
             <w:r>
               <w:rPr>
                 <w:rFonts w:ascii="Avenir Next" w:hAnsi="Avenir Next" w:cs="Avenir Next" w:eastAsia="Avenir Next"/>
                 <w:color w:val="1A1A1A"/>
-                <w:sz w:val="20"/>
+                <w:sz w:val="22"/>
                 <w:szCs w:val="20"/>
               </w:rPr>
               <w:t xml:space="preserve">Is </w:t>
@@ -4187,7 +4193,7 @@
                 <w:rFonts w:ascii="Avenir Next" w:hAnsi="Avenir Next" w:cs="Avenir Next" w:eastAsia="Avenir Next"/>
                 <w:i/>
                 <w:color w:val="1A1A1A"/>
-                <w:sz w:val="20"/>
+                <w:sz w:val="22"/>
                 <w:szCs w:val="20"/>
               </w:rPr>
               <w:t xml:space="preserve">y</w:t>
@@ -4196,7 +4202,7 @@
               <w:rPr>
                 <w:rFonts w:ascii="Avenir Next" w:hAnsi="Avenir Next" w:cs="Avenir Next" w:eastAsia="Avenir Next"/>
                 <w:color w:val="1A1A1A"/>
-                <w:sz w:val="20"/>
+                <w:sz w:val="22"/>
                 <w:szCs w:val="20"/>
               </w:rPr>
               <w:t xml:space="preserve"> = 3 a solution of 5</w:t>
@@ -4206,7 +4212,7 @@
                 <w:rFonts w:ascii="Avenir Next" w:hAnsi="Avenir Next" w:cs="Avenir Next" w:eastAsia="Avenir Next"/>
                 <w:i/>
                 <w:color w:val="1A1A1A"/>
-                <w:sz w:val="20"/>
+                <w:sz w:val="22"/>
                 <w:szCs w:val="20"/>
               </w:rPr>
               <w:t xml:space="preserve">y</w:t>
@@ -4215,7 +4221,7 @@
               <w:rPr>
                 <w:rFonts w:ascii="Avenir Next" w:hAnsi="Avenir Next" w:cs="Avenir Next" w:eastAsia="Avenir Next"/>
                 <w:color w:val="1A1A1A"/>
-                <w:sz w:val="20"/>
+                <w:sz w:val="22"/>
                 <w:szCs w:val="20"/>
               </w:rPr>
               <w:t xml:space="preserve"> = 20?</w:t>
@@ -4271,25 +4277,25 @@
                       <w:rFonts w:ascii="Avenir Next" w:hAnsi="Avenir Next" w:cs="Avenir Next" w:eastAsia="Avenir Next"/>
                       <w:b/>
                       <w:color w:val="003A70"/>
+                      <w:sz w:val="22"/>
+                      <w:szCs w:val="19"/>
+                    </w:rPr>
+                    <w:t xml:space="preserve">A</w:t>
+                  </w:r>
+                  <w:r>
+                    <w:rPr>
+                      <w:rFonts w:ascii="Avenir Next" w:hAnsi="Avenir Next" w:cs="Avenir Next" w:eastAsia="Avenir Next"/>
+                      <w:color w:val="1A1A1A"/>
                       <w:sz w:val="19"/>
                       <w:szCs w:val="19"/>
                     </w:rPr>
-                    <w:t xml:space="preserve">A</w:t>
-                  </w:r>
-                  <w:r>
-                    <w:rPr>
-                      <w:rFonts w:ascii="Avenir Next" w:hAnsi="Avenir Next" w:cs="Avenir Next" w:eastAsia="Avenir Next"/>
-                      <w:color w:val="1A1A1A"/>
-                      <w:sz w:val="19"/>
-                      <w:szCs w:val="19"/>
-                    </w:rPr>
                     <w:tab/>
                   </w:r>
                   <w:r>
                     <w:rPr>
                       <w:rFonts w:ascii="Avenir Next" w:hAnsi="Avenir Next" w:cs="Avenir Next" w:eastAsia="Avenir Next"/>
                       <w:color w:val="1A1A1A"/>
-                      <w:sz w:val="19"/>
+                      <w:sz w:val="22"/>
                       <w:szCs w:val="19"/>
                     </w:rPr>
                     <w:t xml:space="preserve">yes</w:t>
@@ -4314,25 +4320,25 @@
                       <w:rFonts w:ascii="Avenir Next" w:hAnsi="Avenir Next" w:cs="Avenir Next" w:eastAsia="Avenir Next"/>
                       <w:b/>
                       <w:color w:val="003A70"/>
+                      <w:sz w:val="22"/>
+                      <w:szCs w:val="19"/>
+                    </w:rPr>
+                    <w:t xml:space="preserve">B</w:t>
+                  </w:r>
+                  <w:r>
+                    <w:rPr>
+                      <w:rFonts w:ascii="Avenir Next" w:hAnsi="Avenir Next" w:cs="Avenir Next" w:eastAsia="Avenir Next"/>
+                      <w:color w:val="1A1A1A"/>
                       <w:sz w:val="19"/>
                       <w:szCs w:val="19"/>
                     </w:rPr>
-                    <w:t xml:space="preserve">B</w:t>
-                  </w:r>
-                  <w:r>
-                    <w:rPr>
-                      <w:rFonts w:ascii="Avenir Next" w:hAnsi="Avenir Next" w:cs="Avenir Next" w:eastAsia="Avenir Next"/>
-                      <w:color w:val="1A1A1A"/>
-                      <w:sz w:val="19"/>
-                      <w:szCs w:val="19"/>
-                    </w:rPr>
                     <w:tab/>
                   </w:r>
                   <w:r>
                     <w:rPr>
                       <w:rFonts w:ascii="Avenir Next" w:hAnsi="Avenir Next" w:cs="Avenir Next" w:eastAsia="Avenir Next"/>
                       <w:color w:val="1A1A1A"/>
-                      <w:sz w:val="19"/>
+                      <w:sz w:val="22"/>
                       <w:szCs w:val="19"/>
                     </w:rPr>
                     <w:t xml:space="preserve">no</w:t>
@@ -4357,44 +4363,44 @@
                       <w:rFonts w:ascii="Avenir Next" w:hAnsi="Avenir Next" w:cs="Avenir Next" w:eastAsia="Avenir Next"/>
                       <w:b/>
                       <w:color w:val="003A70"/>
+                      <w:sz w:val="22"/>
+                      <w:szCs w:val="19"/>
+                    </w:rPr>
+                    <w:t xml:space="preserve">C</w:t>
+                  </w:r>
+                  <w:r>
+                    <w:rPr>
+                      <w:rFonts w:ascii="Avenir Next" w:hAnsi="Avenir Next" w:cs="Avenir Next" w:eastAsia="Avenir Next"/>
+                      <w:color w:val="1A1A1A"/>
                       <w:sz w:val="19"/>
                       <w:szCs w:val="19"/>
                     </w:rPr>
-                    <w:t xml:space="preserve">C</w:t>
-                  </w:r>
-                  <w:r>
-                    <w:rPr>
-                      <w:rFonts w:ascii="Avenir Next" w:hAnsi="Avenir Next" w:cs="Avenir Next" w:eastAsia="Avenir Next"/>
-                      <w:color w:val="1A1A1A"/>
-                      <w:sz w:val="19"/>
+                    <w:tab/>
+                  </w:r>
+                  <w:r>
+                    <w:rPr>
+                      <w:rFonts w:ascii="Avenir Next" w:hAnsi="Avenir Next" w:cs="Avenir Next" w:eastAsia="Avenir Next"/>
+                      <w:color w:val="1A1A1A"/>
+                      <w:sz w:val="22"/>
                       <w:szCs w:val="19"/>
                     </w:rPr>
-                    <w:tab/>
-                  </w:r>
-                  <w:r>
-                    <w:rPr>
-                      <w:rFonts w:ascii="Avenir Next" w:hAnsi="Avenir Next" w:cs="Avenir Next" w:eastAsia="Avenir Next"/>
-                      <w:color w:val="1A1A1A"/>
-                      <w:sz w:val="19"/>
+                    <w:t xml:space="preserve">only if </w:t>
+                  </w:r>
+                  <w:r>
+                    <w:rPr>
+                      <w:rFonts w:ascii="Avenir Next" w:hAnsi="Avenir Next" w:cs="Avenir Next" w:eastAsia="Avenir Next"/>
+                      <w:i/>
+                      <w:color w:val="1A1A1A"/>
+                      <w:sz w:val="22"/>
                       <w:szCs w:val="19"/>
                     </w:rPr>
-                    <w:t xml:space="preserve">only if </w:t>
-                  </w:r>
-                  <w:r>
-                    <w:rPr>
-                      <w:rFonts w:ascii="Avenir Next" w:hAnsi="Avenir Next" w:cs="Avenir Next" w:eastAsia="Avenir Next"/>
-                      <w:i/>
-                      <w:color w:val="1A1A1A"/>
-                      <w:sz w:val="19"/>
-                      <w:szCs w:val="19"/>
-                    </w:rPr>
                     <w:t xml:space="preserve">y</w:t>
                   </w:r>
                   <w:r>
                     <w:rPr>
                       <w:rFonts w:ascii="Avenir Next" w:hAnsi="Avenir Next" w:cs="Avenir Next" w:eastAsia="Avenir Next"/>
                       <w:color w:val="1A1A1A"/>
-                      <w:sz w:val="19"/>
+                      <w:sz w:val="22"/>
                       <w:szCs w:val="19"/>
                     </w:rPr>
                     <w:t xml:space="preserve"> = 5</w:t>
@@ -4419,25 +4425,25 @@
                       <w:rFonts w:ascii="Avenir Next" w:hAnsi="Avenir Next" w:cs="Avenir Next" w:eastAsia="Avenir Next"/>
                       <w:b/>
                       <w:color w:val="003A70"/>
+                      <w:sz w:val="22"/>
+                      <w:szCs w:val="19"/>
+                    </w:rPr>
+                    <w:t xml:space="preserve">D</w:t>
+                  </w:r>
+                  <w:r>
+                    <w:rPr>
+                      <w:rFonts w:ascii="Avenir Next" w:hAnsi="Avenir Next" w:cs="Avenir Next" w:eastAsia="Avenir Next"/>
+                      <w:color w:val="1A1A1A"/>
                       <w:sz w:val="19"/>
                       <w:szCs w:val="19"/>
                     </w:rPr>
-                    <w:t xml:space="preserve">D</w:t>
-                  </w:r>
-                  <w:r>
-                    <w:rPr>
-                      <w:rFonts w:ascii="Avenir Next" w:hAnsi="Avenir Next" w:cs="Avenir Next" w:eastAsia="Avenir Next"/>
-                      <w:color w:val="1A1A1A"/>
-                      <w:sz w:val="19"/>
-                      <w:szCs w:val="19"/>
-                    </w:rPr>
                     <w:tab/>
                   </w:r>
                   <w:r>
                     <w:rPr>
                       <w:rFonts w:ascii="Avenir Next" w:hAnsi="Avenir Next" w:cs="Avenir Next" w:eastAsia="Avenir Next"/>
                       <w:color w:val="1A1A1A"/>
-                      <w:sz w:val="19"/>
+                      <w:sz w:val="22"/>
                       <w:szCs w:val="19"/>
                     </w:rPr>
                     <w:t xml:space="preserve">cannot tell</w:t>
@@ -4448,7 +4454,7 @@
           </w:tbl>
           <w:p>
             <w:pPr>
-              <w:spacing w:before="0" w:after="0" w:line="24" w:lineRule="auto"/>
+              <w:spacing w:before="0" w:after="0" w:line="50" w:lineRule="exact"/>
             </w:pPr>
           </w:p>
         </w:tc>
@@ -4456,11 +4462,12 @@
     </w:tbl>
     <w:p>
       <w:pPr>
-        <w:spacing w:before="0" w:after="0" w:line="20" w:lineRule="exact"/>
+        <w:spacing w:before="0" w:after="0" w:line="50" w:lineRule="exact"/>
       </w:pPr>
     </w:p>
     <w:p>
       <w:pPr>
+        <w:pStyle w:val="Heading2"/>
         <w:keepNext/>
         <w:pBdr>
           <w:bottom w:val="single" w:sz="8" w:space="3" w:color="003A70"/>
@@ -4476,7 +4483,7 @@
           <w:b/>
           <w:color w:val="003A70"/>
           <w:spacing w:val="14"/>
-          <w:sz w:val="19"/>
+          <w:sz w:val="22"/>
           <w:szCs w:val="19"/>
         </w:rPr>
         <w:t xml:space="preserve">SELF-CHECK CODE</w:t>
@@ -4495,7 +4502,7 @@
           <w:rFonts w:ascii="Avenir Next" w:hAnsi="Avenir Next" w:cs="Avenir Next" w:eastAsia="Avenir Next"/>
           <w:i/>
           <w:color w:val="5A5F66"/>
-          <w:sz w:val="17"/>
+          <w:sz w:val="22"/>
           <w:szCs w:val="17"/>
         </w:rPr>
         <w:t xml:space="preserve">find your answer · copy its letter into that problem’s box · spell a math word</w:t>
@@ -4553,7 +4560,7 @@
                 <w:rFonts w:ascii="Avenir Next" w:hAnsi="Avenir Next" w:cs="Avenir Next" w:eastAsia="Avenir Next"/>
                 <w:b/>
                 <w:color w:val="1A1A1A"/>
-                <w:sz w:val="18"/>
+                <w:sz w:val="22"/>
                 <w:szCs w:val="18"/>
               </w:rPr>
               <w:t xml:space="preserve">12</w:t>
@@ -4569,7 +4576,7 @@
                 <w:rFonts w:ascii="Avenir Next" w:hAnsi="Avenir Next" w:cs="Avenir Next" w:eastAsia="Avenir Next"/>
                 <w:b/>
                 <w:color w:val="003A70"/>
-                <w:sz w:val="18"/>
+                <w:sz w:val="22"/>
                 <w:szCs w:val="18"/>
               </w:rPr>
               <w:t xml:space="preserve">Q</w:t>
@@ -4592,7 +4599,7 @@
                 <w:rFonts w:ascii="Avenir Next" w:hAnsi="Avenir Next" w:cs="Avenir Next" w:eastAsia="Avenir Next"/>
                 <w:b/>
                 <w:color w:val="1A1A1A"/>
-                <w:sz w:val="18"/>
+                <w:sz w:val="22"/>
                 <w:szCs w:val="18"/>
               </w:rPr>
               <w:t xml:space="preserve">45</w:t>
@@ -4608,7 +4615,7 @@
                 <w:rFonts w:ascii="Avenir Next" w:hAnsi="Avenir Next" w:cs="Avenir Next" w:eastAsia="Avenir Next"/>
                 <w:b/>
                 <w:color w:val="003A70"/>
-                <w:sz w:val="18"/>
+                <w:sz w:val="22"/>
                 <w:szCs w:val="18"/>
               </w:rPr>
               <w:t xml:space="preserve">Z</w:t>
@@ -4631,7 +4638,7 @@
                 <w:rFonts w:ascii="Avenir Next" w:hAnsi="Avenir Next" w:cs="Avenir Next" w:eastAsia="Avenir Next"/>
                 <w:b/>
                 <w:color w:val="1A1A1A"/>
-                <w:sz w:val="18"/>
+                <w:sz w:val="22"/>
                 <w:szCs w:val="18"/>
               </w:rPr>
               <w:t xml:space="preserve">432</w:t>
@@ -4647,7 +4654,7 @@
                 <w:rFonts w:ascii="Avenir Next" w:hAnsi="Avenir Next" w:cs="Avenir Next" w:eastAsia="Avenir Next"/>
                 <w:b/>
                 <w:color w:val="003A70"/>
-                <w:sz w:val="18"/>
+                <w:sz w:val="22"/>
                 <w:szCs w:val="18"/>
               </w:rPr>
               <w:t xml:space="preserve">X</w:t>
@@ -4670,7 +4677,7 @@
                 <w:rFonts w:ascii="Avenir Next" w:hAnsi="Avenir Next" w:cs="Avenir Next" w:eastAsia="Avenir Next"/>
                 <w:b/>
                 <w:color w:val="1A1A1A"/>
-                <w:sz w:val="18"/>
+                <w:sz w:val="22"/>
                 <w:szCs w:val="18"/>
               </w:rPr>
               <w:t xml:space="preserve">62</w:t>
@@ -4686,7 +4693,7 @@
                 <w:rFonts w:ascii="Avenir Next" w:hAnsi="Avenir Next" w:cs="Avenir Next" w:eastAsia="Avenir Next"/>
                 <w:b/>
                 <w:color w:val="003A70"/>
-                <w:sz w:val="18"/>
+                <w:sz w:val="22"/>
                 <w:szCs w:val="18"/>
               </w:rPr>
               <w:t xml:space="preserve">J</w:t>
@@ -4709,7 +4716,7 @@
                 <w:rFonts w:ascii="Avenir Next" w:hAnsi="Avenir Next" w:cs="Avenir Next" w:eastAsia="Avenir Next"/>
                 <w:b/>
                 <w:color w:val="1A1A1A"/>
-                <w:sz w:val="18"/>
+                <w:sz w:val="22"/>
                 <w:szCs w:val="18"/>
               </w:rPr>
               <w:t xml:space="preserve">21</w:t>
@@ -4725,7 +4732,7 @@
                 <w:rFonts w:ascii="Avenir Next" w:hAnsi="Avenir Next" w:cs="Avenir Next" w:eastAsia="Avenir Next"/>
                 <w:b/>
                 <w:color w:val="003A70"/>
-                <w:sz w:val="18"/>
+                <w:sz w:val="22"/>
                 <w:szCs w:val="18"/>
               </w:rPr>
               <w:t xml:space="preserve">E</w:t>
@@ -4748,7 +4755,7 @@
                 <w:rFonts w:ascii="Avenir Next" w:hAnsi="Avenir Next" w:cs="Avenir Next" w:eastAsia="Avenir Next"/>
                 <w:b/>
                 <w:color w:val="1A1A1A"/>
-                <w:sz w:val="18"/>
+                <w:sz w:val="22"/>
                 <w:szCs w:val="18"/>
               </w:rPr>
               <w:t xml:space="preserve">13</w:t>
@@ -4764,7 +4771,7 @@
                 <w:rFonts w:ascii="Avenir Next" w:hAnsi="Avenir Next" w:cs="Avenir Next" w:eastAsia="Avenir Next"/>
                 <w:b/>
                 <w:color w:val="003A70"/>
-                <w:sz w:val="18"/>
+                <w:sz w:val="22"/>
                 <w:szCs w:val="18"/>
               </w:rPr>
               <w:t xml:space="preserve">U</w:t>
@@ -4787,7 +4794,7 @@
                 <w:rFonts w:ascii="Avenir Next" w:hAnsi="Avenir Next" w:cs="Avenir Next" w:eastAsia="Avenir Next"/>
                 <w:b/>
                 <w:color w:val="1A1A1A"/>
-                <w:sz w:val="18"/>
+                <w:sz w:val="22"/>
                 <w:szCs w:val="18"/>
               </w:rPr>
               <w:t xml:space="preserve">28</w:t>
@@ -4803,7 +4810,7 @@
                 <w:rFonts w:ascii="Avenir Next" w:hAnsi="Avenir Next" w:cs="Avenir Next" w:eastAsia="Avenir Next"/>
                 <w:b/>
                 <w:color w:val="003A70"/>
-                <w:sz w:val="18"/>
+                <w:sz w:val="22"/>
                 <w:szCs w:val="18"/>
               </w:rPr>
               <w:t xml:space="preserve">L</w:t>
@@ -4826,7 +4833,7 @@
                 <w:rFonts w:ascii="Avenir Next" w:hAnsi="Avenir Next" w:cs="Avenir Next" w:eastAsia="Avenir Next"/>
                 <w:b/>
                 <w:color w:val="1A1A1A"/>
-                <w:sz w:val="18"/>
+                <w:sz w:val="22"/>
                 <w:szCs w:val="18"/>
               </w:rPr>
               <w:t xml:space="preserve">40</w:t>
@@ -4842,7 +4849,7 @@
                 <w:rFonts w:ascii="Avenir Next" w:hAnsi="Avenir Next" w:cs="Avenir Next" w:eastAsia="Avenir Next"/>
                 <w:b/>
                 <w:color w:val="003A70"/>
-                <w:sz w:val="18"/>
+                <w:sz w:val="22"/>
                 <w:szCs w:val="18"/>
               </w:rPr>
               <w:t xml:space="preserve">K</w:t>
@@ -4865,7 +4872,7 @@
                 <w:rFonts w:ascii="Avenir Next" w:hAnsi="Avenir Next" w:cs="Avenir Next" w:eastAsia="Avenir Next"/>
                 <w:b/>
                 <w:color w:val="1A1A1A"/>
-                <w:sz w:val="18"/>
+                <w:sz w:val="22"/>
                 <w:szCs w:val="18"/>
               </w:rPr>
               <w:t xml:space="preserve">9</w:t>
@@ -4881,7 +4888,7 @@
                 <w:rFonts w:ascii="Avenir Next" w:hAnsi="Avenir Next" w:cs="Avenir Next" w:eastAsia="Avenir Next"/>
                 <w:b/>
                 <w:color w:val="003A70"/>
-                <w:sz w:val="18"/>
+                <w:sz w:val="22"/>
                 <w:szCs w:val="18"/>
               </w:rPr>
               <w:t xml:space="preserve">A</w:t>
@@ -4892,7 +4899,7 @@
     </w:tbl>
     <w:p>
       <w:pPr>
-        <w:spacing w:before="0" w:after="0" w:line="60" w:lineRule="auto"/>
+        <w:spacing w:before="0" w:after="0" w:line="50" w:lineRule="exact"/>
       </w:pPr>
     </w:p>
     <w:tbl>
@@ -5037,7 +5044,7 @@
     </w:tbl>
     <w:p>
       <w:pPr>
-        <w:spacing w:before="0" w:after="0" w:line="40" w:lineRule="auto"/>
+        <w:spacing w:before="0" w:after="0" w:line="50" w:lineRule="exact"/>
       </w:pPr>
     </w:p>
     <w:tbl>
@@ -5079,6 +5086,7 @@
           </w:tcPr>
           <w:p>
             <w:pPr>
+              <w:pStyle w:val="Heading2"/>
               <w:spacing w:before="0" w:after="0" w:line="240" w:lineRule="auto"/>
             </w:pPr>
             <w:r>
@@ -5116,7 +5124,7 @@
               <w:rPr>
                 <w:rFonts w:ascii="Avenir Next" w:hAnsi="Avenir Next" w:cs="Avenir Next" w:eastAsia="Avenir Next"/>
                 <w:color w:val="1A1A1A"/>
-                <w:sz w:val="17"/>
+                <w:sz w:val="22"/>
                 <w:szCs w:val="17"/>
               </w:rPr>
               <w:t xml:space="preserve">  I can do this on my own</w:t>
@@ -5145,7 +5153,7 @@
               <w:rPr>
                 <w:rFonts w:ascii="Avenir Next" w:hAnsi="Avenir Next" w:cs="Avenir Next" w:eastAsia="Avenir Next"/>
                 <w:color w:val="1A1A1A"/>
-                <w:sz w:val="17"/>
+                <w:sz w:val="22"/>
                 <w:szCs w:val="17"/>
               </w:rPr>
               <w:t xml:space="preserve">  I need a little help</w:t>
@@ -5174,7 +5182,7 @@
               <w:rPr>
                 <w:rFonts w:ascii="Avenir Next" w:hAnsi="Avenir Next" w:cs="Avenir Next" w:eastAsia="Avenir Next"/>
                 <w:color w:val="1A1A1A"/>
-                <w:sz w:val="17"/>
+                <w:sz w:val="22"/>
                 <w:szCs w:val="17"/>
               </w:rPr>
               <w:t xml:space="preserve">  I have a question about #</w:t>
@@ -5195,7 +5203,7 @@
     </w:tbl>
     <w:p>
       <w:pPr>
-        <w:spacing w:before="0" w:after="0" w:line="20" w:lineRule="exact"/>
+        <w:spacing w:before="0" w:after="0" w:line="50" w:lineRule="exact"/>
       </w:pPr>
     </w:p>
     <w:sectPr>
@@ -5281,7 +5289,106 @@
               <w:sz w:val="15"/>
               <w:szCs w:val="15"/>
             </w:rPr>
-            <w:t xml:space="preserve">Lesson 8-1  ·  Session 1  ·  Practice Form A</w:t>
+            <w:t xml:space="preserve">8-1 · Page </w:t>
+          </w:r>
+          <w:r>
+            <w:rPr>
+              <w:rFonts w:ascii="Avenir Next" w:hAnsi="Avenir Next" w:cs="Avenir Next" w:eastAsia="Avenir Next"/>
+              <w:color w:val="5A5F66"/>
+              <w:sz w:val="15"/>
+              <w:szCs w:val="15"/>
+            </w:rPr>
+            <w:fldChar w:fldCharType="begin"/>
+          </w:r>
+          <w:r>
+            <w:rPr>
+              <w:rFonts w:ascii="Avenir Next" w:hAnsi="Avenir Next" w:cs="Avenir Next" w:eastAsia="Avenir Next"/>
+              <w:color w:val="5A5F66"/>
+              <w:sz w:val="15"/>
+              <w:szCs w:val="15"/>
+            </w:rPr>
+            <w:instrText xml:space="preserve"> PAGE </w:instrText>
+          </w:r>
+          <w:r>
+            <w:rPr>
+              <w:rFonts w:ascii="Avenir Next" w:hAnsi="Avenir Next" w:cs="Avenir Next" w:eastAsia="Avenir Next"/>
+              <w:color w:val="5A5F66"/>
+              <w:sz w:val="15"/>
+              <w:szCs w:val="15"/>
+            </w:rPr>
+            <w:fldChar w:fldCharType="separate"/>
+          </w:r>
+          <w:r>
+            <w:rPr>
+              <w:rFonts w:ascii="Avenir Next" w:hAnsi="Avenir Next" w:cs="Avenir Next" w:eastAsia="Avenir Next"/>
+              <w:color w:val="5A5F66"/>
+              <w:sz w:val="15"/>
+              <w:szCs w:val="15"/>
+            </w:rPr>
+            <w:t xml:space="preserve">1</w:t>
+          </w:r>
+          <w:r>
+            <w:rPr>
+              <w:rFonts w:ascii="Avenir Next" w:hAnsi="Avenir Next" w:cs="Avenir Next" w:eastAsia="Avenir Next"/>
+              <w:color w:val="5A5F66"/>
+              <w:sz w:val="15"/>
+              <w:szCs w:val="15"/>
+            </w:rPr>
+            <w:fldChar w:fldCharType="end"/>
+          </w:r>
+          <w:r>
+            <w:rPr>
+              <w:rFonts w:ascii="Avenir Next" w:hAnsi="Avenir Next" w:cs="Avenir Next" w:eastAsia="Avenir Next"/>
+              <w:color w:val="5A5F66"/>
+              <w:sz w:val="15"/>
+              <w:szCs w:val="15"/>
+            </w:rPr>
+            <w:t xml:space="preserve"> of </w:t>
+          </w:r>
+          <w:r>
+            <w:rPr>
+              <w:rFonts w:ascii="Avenir Next" w:hAnsi="Avenir Next" w:cs="Avenir Next" w:eastAsia="Avenir Next"/>
+              <w:color w:val="5A5F66"/>
+              <w:sz w:val="15"/>
+              <w:szCs w:val="15"/>
+            </w:rPr>
+            <w:fldChar w:fldCharType="begin"/>
+          </w:r>
+          <w:r>
+            <w:rPr>
+              <w:rFonts w:ascii="Avenir Next" w:hAnsi="Avenir Next" w:cs="Avenir Next" w:eastAsia="Avenir Next"/>
+              <w:color w:val="5A5F66"/>
+              <w:sz w:val="15"/>
+              <w:szCs w:val="15"/>
+            </w:rPr>
+            <w:instrText xml:space="preserve"> NUMPAGES </w:instrText>
+          </w:r>
+          <w:r>
+            <w:rPr>
+              <w:rFonts w:ascii="Avenir Next" w:hAnsi="Avenir Next" w:cs="Avenir Next" w:eastAsia="Avenir Next"/>
+              <w:color w:val="5A5F66"/>
+              <w:sz w:val="15"/>
+              <w:szCs w:val="15"/>
+            </w:rPr>
+            <w:fldChar w:fldCharType="separate"/>
+          </w:r>
+          <w:r>
+            <w:rPr>
+              <w:rFonts w:ascii="Avenir Next" w:hAnsi="Avenir Next" w:cs="Avenir Next" w:eastAsia="Avenir Next"/>
+              <w:color w:val="5A5F66"/>
+              <w:sz w:val="15"/>
+              <w:szCs w:val="15"/>
+            </w:rPr>
+            <w:t xml:space="preserve">1</w:t>
+          </w:r>
+          <w:r>
+            <w:rPr>
+              <w:rFonts w:ascii="Avenir Next" w:hAnsi="Avenir Next" w:cs="Avenir Next" w:eastAsia="Avenir Next"/>
+              <w:color w:val="5A5F66"/>
+              <w:sz w:val="15"/>
+              <w:szCs w:val="15"/>
+            </w:rPr>
+            <w:fldChar w:fldCharType="end"/>
           </w:r>
         </w:p>
       </w:tc>
@@ -5324,5 +5431,23 @@
       </w:tblCellMar>
     </w:tblPr>
   </w:style>
+  <w:style w:type="paragraph" w:styleId="Heading1">
+    <w:name w:val="heading 1"/>
+    <w:basedOn w:val="Normal"/>
+    <w:pPr>
+      <w:outlineLvl w:val="0"/>
+      <w:keepNext w:val="0"/>
+      <w:keepLines w:val="0"/>
+    </w:pPr>
+  </w:style>
+  <w:style w:type="paragraph" w:styleId="Heading2">
+    <w:name w:val="heading 2"/>
+    <w:basedOn w:val="Normal"/>
+    <w:pPr>
+      <w:outlineLvl w:val="1"/>
+      <w:keepNext w:val="0"/>
+      <w:keepLines w:val="0"/>
+    </w:pPr>
+  </w:style>
 </w:styles>
 </file>